--- a/lci_esophagectomy.docx
+++ b/lci_esophagectomy.docx
@@ -10,7 +10,7 @@
         <w:t xml:space="preserve">Surgery of the Esophagus</w:t>
       </w:r>
     </w:p>
-    <w:bookmarkStart w:id="20" w:name="surgery-for-esophageal-cancer"/>
+    <w:bookmarkStart w:id="9" w:name="surgery-for-esophageal-cancer"/>
     <w:p>
       <w:pPr>
         <w:pStyle w:val="Heading2"/>
@@ -63,8 +63,8 @@
         <w:t xml:space="preserve">Locally Advanced (T3 M0) after preop therapy</w:t>
       </w:r>
     </w:p>
-    <w:bookmarkEnd w:id="20"/>
-    <w:bookmarkStart w:id="24" w:name="goals-of-surgery"/>
+    <w:bookmarkEnd w:id="9"/>
+    <w:bookmarkStart w:id="13" w:name="goals-of-surgery"/>
     <w:p>
       <w:pPr>
         <w:pStyle w:val="Heading2"/>
@@ -118,18 +118,18 @@
           <wp:inline>
             <wp:extent cx="5334000" cy="5481674"/>
             <wp:effectExtent b="0" l="0" r="0" t="0"/>
-            <wp:docPr descr="" title="" id="22" name="Picture"/>
+            <wp:docPr descr="" title="" id="11" name="Picture"/>
             <a:graphic>
               <a:graphicData uri="http://schemas.openxmlformats.org/drawingml/2006/picture">
                 <pic:pic>
                   <pic:nvPicPr>
-                    <pic:cNvPr descr="images/Eso_Resection1_ai.png" id="23" name="Picture"/>
+                    <pic:cNvPr descr="images/Eso_Resection1_ai.png" id="12" name="Picture"/>
                     <pic:cNvPicPr>
                       <a:picLocks noChangeArrowheads="1" noChangeAspect="1"/>
                     </pic:cNvPicPr>
                   </pic:nvPicPr>
                   <pic:blipFill>
-                    <a:blip r:embed="rId21"/>
+                    <a:blip r:embed="rId10"/>
                     <a:stretch>
                       <a:fillRect/>
                     </a:stretch>
@@ -156,8 +156,8 @@
         </w:drawing>
       </w:r>
     </w:p>
-    <w:bookmarkEnd w:id="24"/>
-    <w:bookmarkStart w:id="28" w:name="ivor-lewis-transthoracic-esophagectomy"/>
+    <w:bookmarkEnd w:id="13"/>
+    <w:bookmarkStart w:id="17" w:name="ivor-lewis-transthoracic-esophagectomy"/>
     <w:p>
       <w:pPr>
         <w:pStyle w:val="Heading2"/>
@@ -211,18 +211,18 @@
           <wp:inline>
             <wp:extent cx="5334000" cy="5481674"/>
             <wp:effectExtent b="0" l="0" r="0" t="0"/>
-            <wp:docPr descr="" title="" id="26" name="Picture"/>
+            <wp:docPr descr="" title="" id="15" name="Picture"/>
             <a:graphic>
               <a:graphicData uri="http://schemas.openxmlformats.org/drawingml/2006/picture">
                 <pic:pic>
                   <pic:nvPicPr>
-                    <pic:cNvPr descr="images/Eso_Resection2_ai.png" id="27" name="Picture"/>
+                    <pic:cNvPr descr="images/Eso_Resection2_ai.png" id="16" name="Picture"/>
                     <pic:cNvPicPr>
                       <a:picLocks noChangeArrowheads="1" noChangeAspect="1"/>
                     </pic:cNvPicPr>
                   </pic:nvPicPr>
                   <pic:blipFill>
-                    <a:blip r:embed="rId25"/>
+                    <a:blip r:embed="rId14"/>
                     <a:stretch>
                       <a:fillRect/>
                     </a:stretch>
@@ -249,8 +249,8 @@
         </w:drawing>
       </w:r>
     </w:p>
-    <w:bookmarkEnd w:id="28"/>
-    <w:bookmarkStart w:id="32" w:name="reconstruction"/>
+    <w:bookmarkEnd w:id="17"/>
+    <w:bookmarkStart w:id="21" w:name="reconstruction"/>
     <w:p>
       <w:pPr>
         <w:pStyle w:val="Heading2"/>
@@ -276,18 +276,18 @@
           <wp:inline>
             <wp:extent cx="5334000" cy="5481674"/>
             <wp:effectExtent b="0" l="0" r="0" t="0"/>
-            <wp:docPr descr="" title="" id="30" name="Picture"/>
+            <wp:docPr descr="" title="" id="19" name="Picture"/>
             <a:graphic>
               <a:graphicData uri="http://schemas.openxmlformats.org/drawingml/2006/picture">
                 <pic:pic>
                   <pic:nvPicPr>
-                    <pic:cNvPr descr="images/Eso_Resection3_ai.png" id="31" name="Picture"/>
+                    <pic:cNvPr descr="images/Eso_Resection3_ai.png" id="20" name="Picture"/>
                     <pic:cNvPicPr>
                       <a:picLocks noChangeArrowheads="1" noChangeAspect="1"/>
                     </pic:cNvPicPr>
                   </pic:nvPicPr>
                   <pic:blipFill>
-                    <a:blip r:embed="rId29"/>
+                    <a:blip r:embed="rId18"/>
                     <a:stretch>
                       <a:fillRect/>
                     </a:stretch>
@@ -314,8 +314,8 @@
         </w:drawing>
       </w:r>
     </w:p>
-    <w:bookmarkEnd w:id="32"/>
-    <w:bookmarkStart w:id="36" w:name="ivor-lewis-esophagectomy"/>
+    <w:bookmarkEnd w:id="21"/>
+    <w:bookmarkStart w:id="25" w:name="ivor-lewis-esophagectomy"/>
     <w:p>
       <w:pPr>
         <w:pStyle w:val="Heading2"/>
@@ -354,18 +354,18 @@
           <wp:inline>
             <wp:extent cx="5334000" cy="5478622"/>
             <wp:effectExtent b="0" l="0" r="0" t="0"/>
-            <wp:docPr descr="" title="" id="34" name="Picture"/>
+            <wp:docPr descr="" title="" id="23" name="Picture"/>
             <a:graphic>
               <a:graphicData uri="http://schemas.openxmlformats.org/drawingml/2006/picture">
                 <pic:pic>
                   <pic:nvPicPr>
-                    <pic:cNvPr descr="images/Eso_IvorLewis_Anastomosis.png" id="35" name="Picture"/>
+                    <pic:cNvPr descr="images/Eso_IvorLewis_Anastomosis.png" id="24" name="Picture"/>
                     <pic:cNvPicPr>
                       <a:picLocks noChangeArrowheads="1" noChangeAspect="1"/>
                     </pic:cNvPicPr>
                   </pic:nvPicPr>
                   <pic:blipFill>
-                    <a:blip r:embed="rId33"/>
+                    <a:blip r:embed="rId22"/>
                     <a:stretch>
                       <a:fillRect/>
                     </a:stretch>
@@ -392,8 +392,8 @@
         </w:drawing>
       </w:r>
     </w:p>
-    <w:bookmarkEnd w:id="36"/>
-    <w:bookmarkStart w:id="40" w:name="minimally-invasive-ivor-lewis"/>
+    <w:bookmarkEnd w:id="25"/>
+    <w:bookmarkStart w:id="29" w:name="minimally-invasive-ivor-lewis"/>
     <w:p>
       <w:pPr>
         <w:pStyle w:val="Heading2"/>
@@ -464,18 +464,18 @@
           <wp:inline>
             <wp:extent cx="5334000" cy="5481674"/>
             <wp:effectExtent b="0" l="0" r="0" t="0"/>
-            <wp:docPr descr="" title="" id="38" name="Picture"/>
+            <wp:docPr descr="" title="" id="27" name="Picture"/>
             <a:graphic>
               <a:graphicData uri="http://schemas.openxmlformats.org/drawingml/2006/picture">
                 <pic:pic>
                   <pic:nvPicPr>
-                    <pic:cNvPr descr="images/MIE_IvorLewisArtboard.png" id="39" name="Picture"/>
+                    <pic:cNvPr descr="images/MIE_IvorLewisArtboard.png" id="28" name="Picture"/>
                     <pic:cNvPicPr>
                       <a:picLocks noChangeArrowheads="1" noChangeAspect="1"/>
                     </pic:cNvPicPr>
                   </pic:nvPicPr>
                   <pic:blipFill>
-                    <a:blip r:embed="rId37"/>
+                    <a:blip r:embed="rId26"/>
                     <a:stretch>
                       <a:fillRect/>
                     </a:stretch>
@@ -502,8 +502,8 @@
         </w:drawing>
       </w:r>
     </w:p>
-    <w:bookmarkEnd w:id="40"/>
-    <w:bookmarkStart w:id="44" w:name="open-ivor-lewis"/>
+    <w:bookmarkEnd w:id="29"/>
+    <w:bookmarkStart w:id="33" w:name="open-ivor-lewis"/>
     <w:p>
       <w:pPr>
         <w:pStyle w:val="Heading2"/>
@@ -526,6 +526,189 @@
       </w:pPr>
       <w:r>
         <w:t xml:space="preserve">In some cases, an open approach is still necessary.</w:t>
+      </w:r>
+    </w:p>
+    <w:p>
+      <w:pPr>
+        <w:pStyle w:val="BodyText"/>
+      </w:pPr>
+      <w:r>
+        <w:drawing>
+          <wp:inline>
+            <wp:extent cx="5334000" cy="5481674"/>
+            <wp:effectExtent b="0" l="0" r="0" t="0"/>
+            <wp:docPr descr="" title="" id="31" name="Picture"/>
+            <a:graphic>
+              <a:graphicData uri="http://schemas.openxmlformats.org/drawingml/2006/picture">
+                <pic:pic>
+                  <pic:nvPicPr>
+                    <pic:cNvPr descr="images/IvorLewisArtboard.png" id="32" name="Picture"/>
+                    <pic:cNvPicPr>
+                      <a:picLocks noChangeArrowheads="1" noChangeAspect="1"/>
+                    </pic:cNvPicPr>
+                  </pic:nvPicPr>
+                  <pic:blipFill>
+                    <a:blip r:embed="rId30"/>
+                    <a:stretch>
+                      <a:fillRect/>
+                    </a:stretch>
+                  </pic:blipFill>
+                  <pic:spPr bwMode="auto">
+                    <a:xfrm>
+                      <a:off x="0" y="0"/>
+                      <a:ext cx="5334000" cy="5481674"/>
+                    </a:xfrm>
+                    <a:prstGeom prst="rect">
+                      <a:avLst/>
+                    </a:prstGeom>
+                    <a:noFill/>
+                    <a:ln w="9525">
+                      <a:noFill/>
+                      <a:headEnd/>
+                      <a:tailEnd/>
+                    </a:ln>
+                  </pic:spPr>
+                </pic:pic>
+              </a:graphicData>
+            </a:graphic>
+          </wp:inline>
+        </w:drawing>
+      </w:r>
+    </w:p>
+    <w:bookmarkEnd w:id="33"/>
+    <w:bookmarkStart w:id="37" w:name="total-esophagectomy"/>
+    <w:p>
+      <w:pPr>
+        <w:pStyle w:val="Heading2"/>
+      </w:pPr>
+      <w:r>
+        <w:t xml:space="preserve">8 Total Esophagectomy</w:t>
+      </w:r>
+    </w:p>
+    <w:p>
+      <w:pPr>
+        <w:pStyle w:val="FirstParagraph"/>
+      </w:pPr>
+      <w:r>
+        <w:t xml:space="preserve">For patients with tumors in the upper esophagus, we need to remove more of the esophagus</w:t>
+      </w:r>
+    </w:p>
+    <w:p>
+      <w:pPr>
+        <w:pStyle w:val="BodyText"/>
+      </w:pPr>
+      <w:r>
+        <w:t xml:space="preserve">We need to remove the whole esophagus, including the portion in the neck</w:t>
+      </w:r>
+    </w:p>
+    <w:p>
+      <w:pPr>
+        <w:pStyle w:val="BodyText"/>
+      </w:pPr>
+      <w:r>
+        <w:drawing>
+          <wp:inline>
+            <wp:extent cx="5334000" cy="5481674"/>
+            <wp:effectExtent b="0" l="0" r="0" t="0"/>
+            <wp:docPr descr="" title="" id="35" name="Picture"/>
+            <a:graphic>
+              <a:graphicData uri="http://schemas.openxmlformats.org/drawingml/2006/picture">
+                <pic:pic>
+                  <pic:nvPicPr>
+                    <pic:cNvPr descr="images/Eso_ProxTumorArtboard.png" id="36" name="Picture"/>
+                    <pic:cNvPicPr>
+                      <a:picLocks noChangeArrowheads="1" noChangeAspect="1"/>
+                    </pic:cNvPicPr>
+                  </pic:nvPicPr>
+                  <pic:blipFill>
+                    <a:blip r:embed="rId34"/>
+                    <a:stretch>
+                      <a:fillRect/>
+                    </a:stretch>
+                  </pic:blipFill>
+                  <pic:spPr bwMode="auto">
+                    <a:xfrm>
+                      <a:off x="0" y="0"/>
+                      <a:ext cx="5334000" cy="5481674"/>
+                    </a:xfrm>
+                    <a:prstGeom prst="rect">
+                      <a:avLst/>
+                    </a:prstGeom>
+                    <a:noFill/>
+                    <a:ln w="9525">
+                      <a:noFill/>
+                      <a:headEnd/>
+                      <a:tailEnd/>
+                    </a:ln>
+                  </pic:spPr>
+                </pic:pic>
+              </a:graphicData>
+            </a:graphic>
+          </wp:inline>
+        </w:drawing>
+      </w:r>
+    </w:p>
+    <w:bookmarkEnd w:id="37"/>
+    <w:bookmarkStart w:id="44" w:name="mckeown-esophagectomy"/>
+    <w:p>
+      <w:pPr>
+        <w:pStyle w:val="Heading2"/>
+      </w:pPr>
+      <w:r>
+        <w:t xml:space="preserve">9 McKeown Esophagectomy</w:t>
+      </w:r>
+    </w:p>
+    <w:p>
+      <w:pPr>
+        <w:pStyle w:val="FirstParagraph"/>
+      </w:pPr>
+      <w:r>
+        <w:drawing>
+          <wp:inline>
+            <wp:extent cx="5334000" cy="5481674"/>
+            <wp:effectExtent b="0" l="0" r="0" t="0"/>
+            <wp:docPr descr="" title="" id="39" name="Picture"/>
+            <a:graphic>
+              <a:graphicData uri="http://schemas.openxmlformats.org/drawingml/2006/picture">
+                <pic:pic>
+                  <pic:nvPicPr>
+                    <pic:cNvPr descr="images/Eso_ResectionTotalArtboard.png" id="40" name="Picture"/>
+                    <pic:cNvPicPr>
+                      <a:picLocks noChangeArrowheads="1" noChangeAspect="1"/>
+                    </pic:cNvPicPr>
+                  </pic:nvPicPr>
+                  <pic:blipFill>
+                    <a:blip r:embed="rId38"/>
+                    <a:stretch>
+                      <a:fillRect/>
+                    </a:stretch>
+                  </pic:blipFill>
+                  <pic:spPr bwMode="auto">
+                    <a:xfrm>
+                      <a:off x="0" y="0"/>
+                      <a:ext cx="5334000" cy="5481674"/>
+                    </a:xfrm>
+                    <a:prstGeom prst="rect">
+                      <a:avLst/>
+                    </a:prstGeom>
+                    <a:noFill/>
+                    <a:ln w="9525">
+                      <a:noFill/>
+                      <a:headEnd/>
+                      <a:tailEnd/>
+                    </a:ln>
+                  </pic:spPr>
+                </pic:pic>
+              </a:graphicData>
+            </a:graphic>
+          </wp:inline>
+        </w:drawing>
+      </w:r>
+      <w:r>
+        <w:t xml:space="preserve"> </w:t>
+      </w:r>
+      <w:r>
+        <w:t xml:space="preserve">All of esophagus removed</w:t>
       </w:r>
     </w:p>
     <w:p>
@@ -542,7 +725,7 @@
               <a:graphicData uri="http://schemas.openxmlformats.org/drawingml/2006/picture">
                 <pic:pic>
                   <pic:nvPicPr>
-                    <pic:cNvPr descr="images/IvorLewisArtboard.png" id="43" name="Picture"/>
+                    <pic:cNvPr descr="images/Eso_MIE_McKeownArtboard.png" id="43" name="Picture"/>
                     <pic:cNvPicPr>
                       <a:picLocks noChangeArrowheads="1" noChangeAspect="1"/>
                     </pic:cNvPicPr>
@@ -574,23 +757,29 @@
           </wp:inline>
         </w:drawing>
       </w:r>
+      <w:r>
+        <w:t xml:space="preserve"> </w:t>
+      </w:r>
+      <w:r>
+        <w:t xml:space="preserve">Connection made in the neck</w:t>
+      </w:r>
     </w:p>
     <w:bookmarkEnd w:id="44"/>
-    <w:bookmarkStart w:id="48" w:name="total-esophagectomy"/>
+    <w:bookmarkStart w:id="45" w:name="risks-of-esophagectomy"/>
     <w:p>
       <w:pPr>
         <w:pStyle w:val="Heading2"/>
       </w:pPr>
       <w:r>
-        <w:t xml:space="preserve">8 Total Esophagectomy</w:t>
-      </w:r>
-    </w:p>
-    <w:p>
-      <w:pPr>
-        <w:pStyle w:val="FirstParagraph"/>
-      </w:pPr>
-      <w:r>
-        <w:t xml:space="preserve">For patients with tumors in the upper esophagus, we need to remove more of the esophagus</w:t>
+        <w:t xml:space="preserve">10 Risks of Esophagectomy</w:t>
+      </w:r>
+    </w:p>
+    <w:p>
+      <w:pPr>
+        <w:pStyle w:val="FirstParagraph"/>
+      </w:pPr>
+      <w:r>
+        <w:t xml:space="preserve">Esophagectomy is a complex operation, with a real risk of complications.</w:t>
       </w:r>
     </w:p>
     <w:p>
@@ -598,7 +787,49 @@
         <w:pStyle w:val="BodyText"/>
       </w:pPr>
       <w:r>
-        <w:t xml:space="preserve">We need to remove the whole esophagus, including the portion in the neck</w:t>
+        <w:t xml:space="preserve">Two significant complications:</w:t>
+      </w:r>
+    </w:p>
+    <w:p>
+      <w:pPr>
+        <w:pStyle w:val="Compact"/>
+        <w:numPr>
+          <w:ilvl w:val="0"/>
+          <w:numId w:val="1005"/>
+        </w:numPr>
+      </w:pPr>
+      <w:r>
+        <w:t xml:space="preserve">Anastomotic leak</w:t>
+      </w:r>
+    </w:p>
+    <w:p>
+      <w:pPr>
+        <w:pStyle w:val="Compact"/>
+        <w:numPr>
+          <w:ilvl w:val="0"/>
+          <w:numId w:val="1005"/>
+        </w:numPr>
+      </w:pPr>
+      <w:r>
+        <w:t xml:space="preserve">Pneumonia</w:t>
+      </w:r>
+    </w:p>
+    <w:bookmarkEnd w:id="45"/>
+    <w:bookmarkStart w:id="48" w:name="anastomotic-leak"/>
+    <w:p>
+      <w:pPr>
+        <w:pStyle w:val="Heading2"/>
+      </w:pPr>
+      <w:r>
+        <w:t xml:space="preserve">11 Anastomotic Leak</w:t>
+      </w:r>
+    </w:p>
+    <w:p>
+      <w:pPr>
+        <w:pStyle w:val="FirstParagraph"/>
+      </w:pPr>
+      <w:r>
+        <w:t xml:space="preserve">The anastomosis is surgical connection between the esophagus and the stomach.</w:t>
       </w:r>
     </w:p>
     <w:p>
@@ -608,20 +839,413 @@
       <w:r>
         <w:drawing>
           <wp:inline>
-            <wp:extent cx="5334000" cy="5481674"/>
+            <wp:extent cx="5334000" cy="5478622"/>
             <wp:effectExtent b="0" l="0" r="0" t="0"/>
             <wp:docPr descr="" title="" id="46" name="Picture"/>
             <a:graphic>
               <a:graphicData uri="http://schemas.openxmlformats.org/drawingml/2006/picture">
                 <pic:pic>
                   <pic:nvPicPr>
-                    <pic:cNvPr descr="images/Eso_ProxTumorArtboard.png" id="47" name="Picture"/>
+                    <pic:cNvPr descr="images/Eso_IvorLewis_Anastomosis.png" id="47" name="Picture"/>
                     <pic:cNvPicPr>
                       <a:picLocks noChangeArrowheads="1" noChangeAspect="1"/>
                     </pic:cNvPicPr>
                   </pic:nvPicPr>
                   <pic:blipFill>
-                    <a:blip r:embed="rId45"/>
+                    <a:blip r:embed="rId22"/>
+                    <a:stretch>
+                      <a:fillRect/>
+                    </a:stretch>
+                  </pic:blipFill>
+                  <pic:spPr bwMode="auto">
+                    <a:xfrm>
+                      <a:off x="0" y="0"/>
+                      <a:ext cx="5334000" cy="5478622"/>
+                    </a:xfrm>
+                    <a:prstGeom prst="rect">
+                      <a:avLst/>
+                    </a:prstGeom>
+                    <a:noFill/>
+                    <a:ln w="9525">
+                      <a:noFill/>
+                      <a:headEnd/>
+                      <a:tailEnd/>
+                    </a:ln>
+                  </pic:spPr>
+                </pic:pic>
+              </a:graphicData>
+            </a:graphic>
+          </wp:inline>
+        </w:drawing>
+      </w:r>
+    </w:p>
+    <w:bookmarkEnd w:id="48"/>
+    <w:bookmarkStart w:id="52" w:name="anastomotic-leak-1"/>
+    <w:p>
+      <w:pPr>
+        <w:pStyle w:val="Heading2"/>
+      </w:pPr>
+      <w:r>
+        <w:t xml:space="preserve">12 Anastomotic Leak</w:t>
+      </w:r>
+    </w:p>
+    <w:p>
+      <w:pPr>
+        <w:pStyle w:val="FirstParagraph"/>
+      </w:pPr>
+      <w:r>
+        <w:t xml:space="preserve">If healing doesn’t occur:</w:t>
+      </w:r>
+    </w:p>
+    <w:p>
+      <w:pPr>
+        <w:pStyle w:val="Compact"/>
+        <w:numPr>
+          <w:ilvl w:val="0"/>
+          <w:numId w:val="1006"/>
+        </w:numPr>
+      </w:pPr>
+      <w:r>
+        <w:t xml:space="preserve">Leakage of fluid from the esophagus</w:t>
+      </w:r>
+    </w:p>
+    <w:p>
+      <w:pPr>
+        <w:pStyle w:val="Compact"/>
+        <w:numPr>
+          <w:ilvl w:val="0"/>
+          <w:numId w:val="1006"/>
+        </w:numPr>
+      </w:pPr>
+      <w:r>
+        <w:t xml:space="preserve">Infection in the space between the lungs</w:t>
+      </w:r>
+    </w:p>
+    <w:p>
+      <w:pPr>
+        <w:pStyle w:val="Compact"/>
+        <w:numPr>
+          <w:ilvl w:val="0"/>
+          <w:numId w:val="1006"/>
+        </w:numPr>
+      </w:pPr>
+      <w:r>
+        <w:t xml:space="preserve">Requires additional time in the hospital</w:t>
+      </w:r>
+    </w:p>
+    <w:p>
+      <w:pPr>
+        <w:pStyle w:val="FirstParagraph"/>
+      </w:pPr>
+      <w:r>
+        <w:drawing>
+          <wp:inline>
+            <wp:extent cx="5334000" cy="5478622"/>
+            <wp:effectExtent b="0" l="0" r="0" t="0"/>
+            <wp:docPr descr="" title="" id="50" name="Picture"/>
+            <a:graphic>
+              <a:graphicData uri="http://schemas.openxmlformats.org/drawingml/2006/picture">
+                <pic:pic>
+                  <pic:nvPicPr>
+                    <pic:cNvPr descr="images/Eso_IvorLewis_Leak.png" id="51" name="Picture"/>
+                    <pic:cNvPicPr>
+                      <a:picLocks noChangeArrowheads="1" noChangeAspect="1"/>
+                    </pic:cNvPicPr>
+                  </pic:nvPicPr>
+                  <pic:blipFill>
+                    <a:blip r:embed="rId49"/>
+                    <a:stretch>
+                      <a:fillRect/>
+                    </a:stretch>
+                  </pic:blipFill>
+                  <pic:spPr bwMode="auto">
+                    <a:xfrm>
+                      <a:off x="0" y="0"/>
+                      <a:ext cx="5334000" cy="5478622"/>
+                    </a:xfrm>
+                    <a:prstGeom prst="rect">
+                      <a:avLst/>
+                    </a:prstGeom>
+                    <a:noFill/>
+                    <a:ln w="9525">
+                      <a:noFill/>
+                      <a:headEnd/>
+                      <a:tailEnd/>
+                    </a:ln>
+                  </pic:spPr>
+                </pic:pic>
+              </a:graphicData>
+            </a:graphic>
+          </wp:inline>
+        </w:drawing>
+      </w:r>
+    </w:p>
+    <w:bookmarkEnd w:id="52"/>
+    <w:bookmarkStart w:id="55" w:name="anastomotic-leak-2"/>
+    <w:p>
+      <w:pPr>
+        <w:pStyle w:val="Heading2"/>
+      </w:pPr>
+      <w:r>
+        <w:t xml:space="preserve">13 Anastomotic Leak</w:t>
+      </w:r>
+    </w:p>
+    <w:p>
+      <w:pPr>
+        <w:pStyle w:val="FirstParagraph"/>
+      </w:pPr>
+      <w:r>
+        <w:t xml:space="preserve">If leak occurs:</w:t>
+      </w:r>
+    </w:p>
+    <w:p>
+      <w:pPr>
+        <w:pStyle w:val="Compact"/>
+        <w:numPr>
+          <w:ilvl w:val="0"/>
+          <w:numId w:val="1007"/>
+        </w:numPr>
+      </w:pPr>
+      <w:r>
+        <w:t xml:space="preserve">Some leaks will seal</w:t>
+      </w:r>
+    </w:p>
+    <w:p>
+      <w:pPr>
+        <w:pStyle w:val="Compact"/>
+        <w:numPr>
+          <w:ilvl w:val="0"/>
+          <w:numId w:val="1007"/>
+        </w:numPr>
+      </w:pPr>
+      <w:r>
+        <w:t xml:space="preserve">Stent may be required to help healing</w:t>
+      </w:r>
+    </w:p>
+    <w:p>
+      <w:pPr>
+        <w:pStyle w:val="Compact"/>
+        <w:numPr>
+          <w:ilvl w:val="0"/>
+          <w:numId w:val="1007"/>
+        </w:numPr>
+      </w:pPr>
+      <w:r>
+        <w:t xml:space="preserve">Occasionally additional surgey is required</w:t>
+      </w:r>
+    </w:p>
+    <w:p>
+      <w:pPr>
+        <w:pStyle w:val="FirstParagraph"/>
+      </w:pPr>
+      <w:r>
+        <w:drawing>
+          <wp:inline>
+            <wp:extent cx="5334000" cy="5478622"/>
+            <wp:effectExtent b="0" l="0" r="0" t="0"/>
+            <wp:docPr descr="" title="" id="53" name="Picture"/>
+            <a:graphic>
+              <a:graphicData uri="http://schemas.openxmlformats.org/drawingml/2006/picture">
+                <pic:pic>
+                  <pic:nvPicPr>
+                    <pic:cNvPr descr="images/Eso_IvorLewis_Leak.png" id="54" name="Picture"/>
+                    <pic:cNvPicPr>
+                      <a:picLocks noChangeArrowheads="1" noChangeAspect="1"/>
+                    </pic:cNvPicPr>
+                  </pic:nvPicPr>
+                  <pic:blipFill>
+                    <a:blip r:embed="rId49"/>
+                    <a:stretch>
+                      <a:fillRect/>
+                    </a:stretch>
+                  </pic:blipFill>
+                  <pic:spPr bwMode="auto">
+                    <a:xfrm>
+                      <a:off x="0" y="0"/>
+                      <a:ext cx="5334000" cy="5478622"/>
+                    </a:xfrm>
+                    <a:prstGeom prst="rect">
+                      <a:avLst/>
+                    </a:prstGeom>
+                    <a:noFill/>
+                    <a:ln w="9525">
+                      <a:noFill/>
+                      <a:headEnd/>
+                      <a:tailEnd/>
+                    </a:ln>
+                  </pic:spPr>
+                </pic:pic>
+              </a:graphicData>
+            </a:graphic>
+          </wp:inline>
+        </w:drawing>
+      </w:r>
+    </w:p>
+    <w:bookmarkEnd w:id="55"/>
+    <w:bookmarkStart w:id="58" w:name="anastomotic-leak-3"/>
+    <w:p>
+      <w:pPr>
+        <w:pStyle w:val="Heading2"/>
+      </w:pPr>
+      <w:r>
+        <w:t xml:space="preserve">14 Anastomotic Leak</w:t>
+      </w:r>
+    </w:p>
+    <w:p>
+      <w:pPr>
+        <w:pStyle w:val="FirstParagraph"/>
+      </w:pPr>
+      <w:r>
+        <w:t xml:space="preserve">Risk of leak depends on:</w:t>
+      </w:r>
+    </w:p>
+    <w:p>
+      <w:pPr>
+        <w:pStyle w:val="Compact"/>
+        <w:numPr>
+          <w:ilvl w:val="0"/>
+          <w:numId w:val="1008"/>
+        </w:numPr>
+      </w:pPr>
+      <w:r>
+        <w:t xml:space="preserve">Type of operation performed</w:t>
+      </w:r>
+    </w:p>
+    <w:p>
+      <w:pPr>
+        <w:pStyle w:val="Compact"/>
+        <w:numPr>
+          <w:ilvl w:val="0"/>
+          <w:numId w:val="1008"/>
+        </w:numPr>
+      </w:pPr>
+      <w:r>
+        <w:t xml:space="preserve">Nutritional status of patient</w:t>
+      </w:r>
+    </w:p>
+    <w:p>
+      <w:pPr>
+        <w:pStyle w:val="Compact"/>
+        <w:numPr>
+          <w:ilvl w:val="0"/>
+          <w:numId w:val="1008"/>
+        </w:numPr>
+      </w:pPr>
+      <w:r>
+        <w:t xml:space="preserve">Experience of the surgeon</w:t>
+      </w:r>
+    </w:p>
+    <w:p>
+      <w:pPr>
+        <w:pStyle w:val="FirstParagraph"/>
+      </w:pPr>
+      <w:r>
+        <w:drawing>
+          <wp:inline>
+            <wp:extent cx="5334000" cy="5478622"/>
+            <wp:effectExtent b="0" l="0" r="0" t="0"/>
+            <wp:docPr descr="" title="" id="56" name="Picture"/>
+            <a:graphic>
+              <a:graphicData uri="http://schemas.openxmlformats.org/drawingml/2006/picture">
+                <pic:pic>
+                  <pic:nvPicPr>
+                    <pic:cNvPr descr="images/Eso_IvorLewis_Leak.png" id="57" name="Picture"/>
+                    <pic:cNvPicPr>
+                      <a:picLocks noChangeArrowheads="1" noChangeAspect="1"/>
+                    </pic:cNvPicPr>
+                  </pic:nvPicPr>
+                  <pic:blipFill>
+                    <a:blip r:embed="rId49"/>
+                    <a:stretch>
+                      <a:fillRect/>
+                    </a:stretch>
+                  </pic:blipFill>
+                  <pic:spPr bwMode="auto">
+                    <a:xfrm>
+                      <a:off x="0" y="0"/>
+                      <a:ext cx="5334000" cy="5478622"/>
+                    </a:xfrm>
+                    <a:prstGeom prst="rect">
+                      <a:avLst/>
+                    </a:prstGeom>
+                    <a:noFill/>
+                    <a:ln w="9525">
+                      <a:noFill/>
+                      <a:headEnd/>
+                      <a:tailEnd/>
+                    </a:ln>
+                  </pic:spPr>
+                </pic:pic>
+              </a:graphicData>
+            </a:graphic>
+          </wp:inline>
+        </w:drawing>
+      </w:r>
+    </w:p>
+    <w:bookmarkEnd w:id="58"/>
+    <w:bookmarkStart w:id="62" w:name="pneumonia"/>
+    <w:p>
+      <w:pPr>
+        <w:pStyle w:val="Heading2"/>
+      </w:pPr>
+      <w:r>
+        <w:t xml:space="preserve">15 Pneumonia</w:t>
+      </w:r>
+    </w:p>
+    <w:p>
+      <w:pPr>
+        <w:numPr>
+          <w:ilvl w:val="0"/>
+          <w:numId w:val="1009"/>
+        </w:numPr>
+      </w:pPr>
+      <w:r>
+        <w:t xml:space="preserve">Occurs in 10-15% of patients after esophagectomy.</w:t>
+      </w:r>
+    </w:p>
+    <w:p>
+      <w:pPr>
+        <w:numPr>
+          <w:ilvl w:val="0"/>
+          <w:numId w:val="1009"/>
+        </w:numPr>
+      </w:pPr>
+      <w:r>
+        <w:t xml:space="preserve">Requires treatment with antibiotics</w:t>
+      </w:r>
+    </w:p>
+    <w:p>
+      <w:pPr>
+        <w:numPr>
+          <w:ilvl w:val="0"/>
+          <w:numId w:val="1009"/>
+        </w:numPr>
+      </w:pPr>
+      <w:r>
+        <w:t xml:space="preserve">Requires a longer hospitalization.</w:t>
+      </w:r>
+    </w:p>
+    <w:p>
+      <w:pPr>
+        <w:pStyle w:val="FirstParagraph"/>
+      </w:pPr>
+      <w:r>
+        <w:drawing>
+          <wp:inline>
+            <wp:extent cx="5334000" cy="5481674"/>
+            <wp:effectExtent b="0" l="0" r="0" t="0"/>
+            <wp:docPr descr="" title="" id="60" name="Picture"/>
+            <a:graphic>
+              <a:graphicData uri="http://schemas.openxmlformats.org/drawingml/2006/picture">
+                <pic:pic>
+                  <pic:nvPicPr>
+                    <pic:cNvPr descr="images/Eso_LungsArtboard.png" id="61" name="Picture"/>
+                    <pic:cNvPicPr>
+                      <a:picLocks noChangeArrowheads="1" noChangeAspect="1"/>
+                    </pic:cNvPicPr>
+                  </pic:nvPicPr>
+                  <pic:blipFill>
+                    <a:blip r:embed="rId59"/>
                     <a:stretch>
                       <a:fillRect/>
                     </a:stretch>
@@ -648,14 +1272,100 @@
         </w:drawing>
       </w:r>
     </w:p>
-    <w:bookmarkEnd w:id="48"/>
-    <w:bookmarkStart w:id="55" w:name="mckeown-esophagectomy"/>
+    <w:bookmarkEnd w:id="62"/>
+    <w:bookmarkStart w:id="63" w:name="preventing-pneumonia"/>
     <w:p>
       <w:pPr>
         <w:pStyle w:val="Heading2"/>
       </w:pPr>
       <w:r>
-        <w:t xml:space="preserve">9 McKeown Esophagectomy</w:t>
+        <w:t xml:space="preserve">16 Preventing Pneumonia</w:t>
+      </w:r>
+    </w:p>
+    <w:p>
+      <w:pPr>
+        <w:pStyle w:val="FirstParagraph"/>
+      </w:pPr>
+      <w:r>
+        <w:t xml:space="preserve">Several ways to help prevent pneumonia:</w:t>
+      </w:r>
+    </w:p>
+    <w:p>
+      <w:pPr>
+        <w:pStyle w:val="Compact"/>
+        <w:numPr>
+          <w:ilvl w:val="0"/>
+          <w:numId w:val="1010"/>
+        </w:numPr>
+      </w:pPr>
+      <w:r>
+        <w:t xml:space="preserve">Deep breathing</w:t>
+      </w:r>
+    </w:p>
+    <w:p>
+      <w:pPr>
+        <w:pStyle w:val="Compact"/>
+        <w:numPr>
+          <w:ilvl w:val="0"/>
+          <w:numId w:val="1010"/>
+        </w:numPr>
+      </w:pPr>
+      <w:r>
+        <w:t xml:space="preserve">Coughing</w:t>
+      </w:r>
+    </w:p>
+    <w:p>
+      <w:pPr>
+        <w:pStyle w:val="Compact"/>
+        <w:numPr>
+          <w:ilvl w:val="0"/>
+          <w:numId w:val="1010"/>
+        </w:numPr>
+      </w:pPr>
+      <w:r>
+        <w:t xml:space="preserve">Walking</w:t>
+      </w:r>
+    </w:p>
+    <w:p>
+      <w:pPr>
+        <w:pStyle w:val="FirstParagraph"/>
+      </w:pPr>
+      <w:r>
+        <w:t xml:space="preserve">After surgery, this means:</w:t>
+      </w:r>
+    </w:p>
+    <w:p>
+      <w:pPr>
+        <w:pStyle w:val="Compact"/>
+        <w:numPr>
+          <w:ilvl w:val="0"/>
+          <w:numId w:val="1011"/>
+        </w:numPr>
+      </w:pPr>
+      <w:r>
+        <w:t xml:space="preserve">Sitting in a chair most of the day</w:t>
+      </w:r>
+    </w:p>
+    <w:p>
+      <w:pPr>
+        <w:pStyle w:val="Compact"/>
+        <w:numPr>
+          <w:ilvl w:val="0"/>
+          <w:numId w:val="1011"/>
+        </w:numPr>
+      </w:pPr>
+      <w:r>
+        <w:t xml:space="preserve">Walking in the halls as soon as possible</w:t>
+      </w:r>
+    </w:p>
+    <w:bookmarkEnd w:id="63"/>
+    <w:bookmarkStart w:id="70" w:name="minimally-invasive-esophagectomy"/>
+    <w:p>
+      <w:pPr>
+        <w:pStyle w:val="Heading2"/>
+      </w:pPr>
+      <w:r>
+        <w:t xml:space="preserve">17 Minimally-invasive Esophagectomy</w:t>
       </w:r>
     </w:p>
     <w:p>
@@ -665,730 +1375,20 @@
       <w:r>
         <w:drawing>
           <wp:inline>
-            <wp:extent cx="5334000" cy="5481674"/>
+            <wp:extent cx="5334000" cy="4000500"/>
             <wp:effectExtent b="0" l="0" r="0" t="0"/>
-            <wp:docPr descr="" title="" id="50" name="Picture"/>
+            <wp:docPr descr="" title="" id="65" name="Picture"/>
             <a:graphic>
               <a:graphicData uri="http://schemas.openxmlformats.org/drawingml/2006/picture">
                 <pic:pic>
                   <pic:nvPicPr>
-                    <pic:cNvPr descr="images/Eso_ResectionTotalArtboard.png" id="51" name="Picture"/>
+                    <pic:cNvPr descr="images/mie_abd.png" id="66" name="Picture"/>
                     <pic:cNvPicPr>
                       <a:picLocks noChangeArrowheads="1" noChangeAspect="1"/>
                     </pic:cNvPicPr>
                   </pic:nvPicPr>
                   <pic:blipFill>
-                    <a:blip r:embed="rId49"/>
-                    <a:stretch>
-                      <a:fillRect/>
-                    </a:stretch>
-                  </pic:blipFill>
-                  <pic:spPr bwMode="auto">
-                    <a:xfrm>
-                      <a:off x="0" y="0"/>
-                      <a:ext cx="5334000" cy="5481674"/>
-                    </a:xfrm>
-                    <a:prstGeom prst="rect">
-                      <a:avLst/>
-                    </a:prstGeom>
-                    <a:noFill/>
-                    <a:ln w="9525">
-                      <a:noFill/>
-                      <a:headEnd/>
-                      <a:tailEnd/>
-                    </a:ln>
-                  </pic:spPr>
-                </pic:pic>
-              </a:graphicData>
-            </a:graphic>
-          </wp:inline>
-        </w:drawing>
-      </w:r>
-      <w:r>
-        <w:t xml:space="preserve"> </w:t>
-      </w:r>
-      <w:r>
-        <w:t xml:space="preserve">All of esophagus removed</w:t>
-      </w:r>
-    </w:p>
-    <w:p>
-      <w:pPr>
-        <w:pStyle w:val="BodyText"/>
-      </w:pPr>
-      <w:r>
-        <w:drawing>
-          <wp:inline>
-            <wp:extent cx="5334000" cy="5481674"/>
-            <wp:effectExtent b="0" l="0" r="0" t="0"/>
-            <wp:docPr descr="" title="" id="53" name="Picture"/>
-            <a:graphic>
-              <a:graphicData uri="http://schemas.openxmlformats.org/drawingml/2006/picture">
-                <pic:pic>
-                  <pic:nvPicPr>
-                    <pic:cNvPr descr="images/Eso_MIE_McKeownArtboard.png" id="54" name="Picture"/>
-                    <pic:cNvPicPr>
-                      <a:picLocks noChangeArrowheads="1" noChangeAspect="1"/>
-                    </pic:cNvPicPr>
-                  </pic:nvPicPr>
-                  <pic:blipFill>
-                    <a:blip r:embed="rId52"/>
-                    <a:stretch>
-                      <a:fillRect/>
-                    </a:stretch>
-                  </pic:blipFill>
-                  <pic:spPr bwMode="auto">
-                    <a:xfrm>
-                      <a:off x="0" y="0"/>
-                      <a:ext cx="5334000" cy="5481674"/>
-                    </a:xfrm>
-                    <a:prstGeom prst="rect">
-                      <a:avLst/>
-                    </a:prstGeom>
-                    <a:noFill/>
-                    <a:ln w="9525">
-                      <a:noFill/>
-                      <a:headEnd/>
-                      <a:tailEnd/>
-                    </a:ln>
-                  </pic:spPr>
-                </pic:pic>
-              </a:graphicData>
-            </a:graphic>
-          </wp:inline>
-        </w:drawing>
-      </w:r>
-      <w:r>
-        <w:t xml:space="preserve"> </w:t>
-      </w:r>
-      <w:r>
-        <w:t xml:space="preserve">Connection made in the neck</w:t>
-      </w:r>
-    </w:p>
-    <w:bookmarkEnd w:id="55"/>
-    <w:bookmarkStart w:id="56" w:name="risks-of-esophagectomy"/>
-    <w:p>
-      <w:pPr>
-        <w:pStyle w:val="Heading2"/>
-      </w:pPr>
-      <w:r>
-        <w:t xml:space="preserve">10 Risks of Esophagectomy</w:t>
-      </w:r>
-    </w:p>
-    <w:p>
-      <w:pPr>
-        <w:pStyle w:val="FirstParagraph"/>
-      </w:pPr>
-      <w:r>
-        <w:t xml:space="preserve">Esophagectomy is a complex operation, with a real risk of complications.</w:t>
-      </w:r>
-    </w:p>
-    <w:p>
-      <w:pPr>
-        <w:pStyle w:val="BodyText"/>
-      </w:pPr>
-      <w:r>
-        <w:t xml:space="preserve">Two significant complications:</w:t>
-      </w:r>
-    </w:p>
-    <w:p>
-      <w:pPr>
-        <w:pStyle w:val="Compact"/>
-        <w:numPr>
-          <w:ilvl w:val="0"/>
-          <w:numId w:val="1005"/>
-        </w:numPr>
-      </w:pPr>
-      <w:r>
-        <w:t xml:space="preserve">Anastomotic leak</w:t>
-      </w:r>
-    </w:p>
-    <w:p>
-      <w:pPr>
-        <w:pStyle w:val="Compact"/>
-        <w:numPr>
-          <w:ilvl w:val="0"/>
-          <w:numId w:val="1005"/>
-        </w:numPr>
-      </w:pPr>
-      <w:r>
-        <w:t xml:space="preserve">Pneumonia</w:t>
-      </w:r>
-    </w:p>
-    <w:bookmarkEnd w:id="56"/>
-    <w:bookmarkStart w:id="59" w:name="anastomotic-leak"/>
-    <w:p>
-      <w:pPr>
-        <w:pStyle w:val="Heading2"/>
-      </w:pPr>
-      <w:r>
-        <w:t xml:space="preserve">11 Anastomotic Leak</w:t>
-      </w:r>
-    </w:p>
-    <w:p>
-      <w:pPr>
-        <w:pStyle w:val="FirstParagraph"/>
-      </w:pPr>
-      <w:r>
-        <w:t xml:space="preserve">The anastomosis is surgical connection between the esophagus and the stomach.</w:t>
-      </w:r>
-    </w:p>
-    <w:p>
-      <w:pPr>
-        <w:pStyle w:val="BodyText"/>
-      </w:pPr>
-      <w:r>
-        <w:drawing>
-          <wp:inline>
-            <wp:extent cx="5334000" cy="5478622"/>
-            <wp:effectExtent b="0" l="0" r="0" t="0"/>
-            <wp:docPr descr="" title="" id="57" name="Picture"/>
-            <a:graphic>
-              <a:graphicData uri="http://schemas.openxmlformats.org/drawingml/2006/picture">
-                <pic:pic>
-                  <pic:nvPicPr>
-                    <pic:cNvPr descr="images/Eso_IvorLewis_Anastomosis.png" id="58" name="Picture"/>
-                    <pic:cNvPicPr>
-                      <a:picLocks noChangeArrowheads="1" noChangeAspect="1"/>
-                    </pic:cNvPicPr>
-                  </pic:nvPicPr>
-                  <pic:blipFill>
-                    <a:blip r:embed="rId33"/>
-                    <a:stretch>
-                      <a:fillRect/>
-                    </a:stretch>
-                  </pic:blipFill>
-                  <pic:spPr bwMode="auto">
-                    <a:xfrm>
-                      <a:off x="0" y="0"/>
-                      <a:ext cx="5334000" cy="5478622"/>
-                    </a:xfrm>
-                    <a:prstGeom prst="rect">
-                      <a:avLst/>
-                    </a:prstGeom>
-                    <a:noFill/>
-                    <a:ln w="9525">
-                      <a:noFill/>
-                      <a:headEnd/>
-                      <a:tailEnd/>
-                    </a:ln>
-                  </pic:spPr>
-                </pic:pic>
-              </a:graphicData>
-            </a:graphic>
-          </wp:inline>
-        </w:drawing>
-      </w:r>
-    </w:p>
-    <w:bookmarkEnd w:id="59"/>
-    <w:bookmarkStart w:id="63" w:name="anastomotic-leak-1"/>
-    <w:p>
-      <w:pPr>
-        <w:pStyle w:val="Heading2"/>
-      </w:pPr>
-      <w:r>
-        <w:t xml:space="preserve">12 Anastomotic Leak</w:t>
-      </w:r>
-    </w:p>
-    <w:p>
-      <w:pPr>
-        <w:pStyle w:val="FirstParagraph"/>
-      </w:pPr>
-      <w:r>
-        <w:t xml:space="preserve">If healing doesn’t occur:</w:t>
-      </w:r>
-    </w:p>
-    <w:p>
-      <w:pPr>
-        <w:pStyle w:val="Compact"/>
-        <w:numPr>
-          <w:ilvl w:val="0"/>
-          <w:numId w:val="1006"/>
-        </w:numPr>
-      </w:pPr>
-      <w:r>
-        <w:t xml:space="preserve">Leakage of fluid from the esophagus</w:t>
-      </w:r>
-    </w:p>
-    <w:p>
-      <w:pPr>
-        <w:pStyle w:val="Compact"/>
-        <w:numPr>
-          <w:ilvl w:val="0"/>
-          <w:numId w:val="1006"/>
-        </w:numPr>
-      </w:pPr>
-      <w:r>
-        <w:t xml:space="preserve">Infection in the space between the lungs</w:t>
-      </w:r>
-    </w:p>
-    <w:p>
-      <w:pPr>
-        <w:pStyle w:val="Compact"/>
-        <w:numPr>
-          <w:ilvl w:val="0"/>
-          <w:numId w:val="1006"/>
-        </w:numPr>
-      </w:pPr>
-      <w:r>
-        <w:t xml:space="preserve">Requires additional time in the hospital</w:t>
-      </w:r>
-    </w:p>
-    <w:p>
-      <w:pPr>
-        <w:pStyle w:val="FirstParagraph"/>
-      </w:pPr>
-      <w:r>
-        <w:drawing>
-          <wp:inline>
-            <wp:extent cx="5334000" cy="5478622"/>
-            <wp:effectExtent b="0" l="0" r="0" t="0"/>
-            <wp:docPr descr="" title="" id="61" name="Picture"/>
-            <a:graphic>
-              <a:graphicData uri="http://schemas.openxmlformats.org/drawingml/2006/picture">
-                <pic:pic>
-                  <pic:nvPicPr>
-                    <pic:cNvPr descr="images/Eso_IvorLewis_Leak.png" id="62" name="Picture"/>
-                    <pic:cNvPicPr>
-                      <a:picLocks noChangeArrowheads="1" noChangeAspect="1"/>
-                    </pic:cNvPicPr>
-                  </pic:nvPicPr>
-                  <pic:blipFill>
-                    <a:blip r:embed="rId60"/>
-                    <a:stretch>
-                      <a:fillRect/>
-                    </a:stretch>
-                  </pic:blipFill>
-                  <pic:spPr bwMode="auto">
-                    <a:xfrm>
-                      <a:off x="0" y="0"/>
-                      <a:ext cx="5334000" cy="5478622"/>
-                    </a:xfrm>
-                    <a:prstGeom prst="rect">
-                      <a:avLst/>
-                    </a:prstGeom>
-                    <a:noFill/>
-                    <a:ln w="9525">
-                      <a:noFill/>
-                      <a:headEnd/>
-                      <a:tailEnd/>
-                    </a:ln>
-                  </pic:spPr>
-                </pic:pic>
-              </a:graphicData>
-            </a:graphic>
-          </wp:inline>
-        </w:drawing>
-      </w:r>
-    </w:p>
-    <w:bookmarkEnd w:id="63"/>
-    <w:bookmarkStart w:id="66" w:name="anastomotic-leak-2"/>
-    <w:p>
-      <w:pPr>
-        <w:pStyle w:val="Heading2"/>
-      </w:pPr>
-      <w:r>
-        <w:t xml:space="preserve">13 Anastomotic Leak</w:t>
-      </w:r>
-    </w:p>
-    <w:p>
-      <w:pPr>
-        <w:pStyle w:val="FirstParagraph"/>
-      </w:pPr>
-      <w:r>
-        <w:t xml:space="preserve">If leak occurs:</w:t>
-      </w:r>
-    </w:p>
-    <w:p>
-      <w:pPr>
-        <w:pStyle w:val="Compact"/>
-        <w:numPr>
-          <w:ilvl w:val="0"/>
-          <w:numId w:val="1007"/>
-        </w:numPr>
-      </w:pPr>
-      <w:r>
-        <w:t xml:space="preserve">Some leaks will seal</w:t>
-      </w:r>
-    </w:p>
-    <w:p>
-      <w:pPr>
-        <w:pStyle w:val="Compact"/>
-        <w:numPr>
-          <w:ilvl w:val="0"/>
-          <w:numId w:val="1007"/>
-        </w:numPr>
-      </w:pPr>
-      <w:r>
-        <w:t xml:space="preserve">Stent may be required to help healing</w:t>
-      </w:r>
-    </w:p>
-    <w:p>
-      <w:pPr>
-        <w:pStyle w:val="Compact"/>
-        <w:numPr>
-          <w:ilvl w:val="0"/>
-          <w:numId w:val="1007"/>
-        </w:numPr>
-      </w:pPr>
-      <w:r>
-        <w:t xml:space="preserve">Occasionally additional surgey is required</w:t>
-      </w:r>
-    </w:p>
-    <w:p>
-      <w:pPr>
-        <w:pStyle w:val="FirstParagraph"/>
-      </w:pPr>
-      <w:r>
-        <w:drawing>
-          <wp:inline>
-            <wp:extent cx="5334000" cy="5478622"/>
-            <wp:effectExtent b="0" l="0" r="0" t="0"/>
-            <wp:docPr descr="" title="" id="64" name="Picture"/>
-            <a:graphic>
-              <a:graphicData uri="http://schemas.openxmlformats.org/drawingml/2006/picture">
-                <pic:pic>
-                  <pic:nvPicPr>
-                    <pic:cNvPr descr="images/Eso_IvorLewis_Leak.png" id="65" name="Picture"/>
-                    <pic:cNvPicPr>
-                      <a:picLocks noChangeArrowheads="1" noChangeAspect="1"/>
-                    </pic:cNvPicPr>
-                  </pic:nvPicPr>
-                  <pic:blipFill>
-                    <a:blip r:embed="rId60"/>
-                    <a:stretch>
-                      <a:fillRect/>
-                    </a:stretch>
-                  </pic:blipFill>
-                  <pic:spPr bwMode="auto">
-                    <a:xfrm>
-                      <a:off x="0" y="0"/>
-                      <a:ext cx="5334000" cy="5478622"/>
-                    </a:xfrm>
-                    <a:prstGeom prst="rect">
-                      <a:avLst/>
-                    </a:prstGeom>
-                    <a:noFill/>
-                    <a:ln w="9525">
-                      <a:noFill/>
-                      <a:headEnd/>
-                      <a:tailEnd/>
-                    </a:ln>
-                  </pic:spPr>
-                </pic:pic>
-              </a:graphicData>
-            </a:graphic>
-          </wp:inline>
-        </w:drawing>
-      </w:r>
-    </w:p>
-    <w:bookmarkEnd w:id="66"/>
-    <w:bookmarkStart w:id="69" w:name="anastomotic-leak-3"/>
-    <w:p>
-      <w:pPr>
-        <w:pStyle w:val="Heading2"/>
-      </w:pPr>
-      <w:r>
-        <w:t xml:space="preserve">14 Anastomotic Leak</w:t>
-      </w:r>
-    </w:p>
-    <w:p>
-      <w:pPr>
-        <w:pStyle w:val="FirstParagraph"/>
-      </w:pPr>
-      <w:r>
-        <w:t xml:space="preserve">Risk of leak depends on:</w:t>
-      </w:r>
-    </w:p>
-    <w:p>
-      <w:pPr>
-        <w:pStyle w:val="Compact"/>
-        <w:numPr>
-          <w:ilvl w:val="0"/>
-          <w:numId w:val="1008"/>
-        </w:numPr>
-      </w:pPr>
-      <w:r>
-        <w:t xml:space="preserve">Type of operation performed</w:t>
-      </w:r>
-    </w:p>
-    <w:p>
-      <w:pPr>
-        <w:pStyle w:val="Compact"/>
-        <w:numPr>
-          <w:ilvl w:val="0"/>
-          <w:numId w:val="1008"/>
-        </w:numPr>
-      </w:pPr>
-      <w:r>
-        <w:t xml:space="preserve">Nutritional status of patient</w:t>
-      </w:r>
-    </w:p>
-    <w:p>
-      <w:pPr>
-        <w:pStyle w:val="Compact"/>
-        <w:numPr>
-          <w:ilvl w:val="0"/>
-          <w:numId w:val="1008"/>
-        </w:numPr>
-      </w:pPr>
-      <w:r>
-        <w:t xml:space="preserve">Experience of the surgeon</w:t>
-      </w:r>
-    </w:p>
-    <w:p>
-      <w:pPr>
-        <w:pStyle w:val="FirstParagraph"/>
-      </w:pPr>
-      <w:r>
-        <w:drawing>
-          <wp:inline>
-            <wp:extent cx="5334000" cy="5478622"/>
-            <wp:effectExtent b="0" l="0" r="0" t="0"/>
-            <wp:docPr descr="" title="" id="67" name="Picture"/>
-            <a:graphic>
-              <a:graphicData uri="http://schemas.openxmlformats.org/drawingml/2006/picture">
-                <pic:pic>
-                  <pic:nvPicPr>
-                    <pic:cNvPr descr="images/Eso_IvorLewis_Leak.png" id="68" name="Picture"/>
-                    <pic:cNvPicPr>
-                      <a:picLocks noChangeArrowheads="1" noChangeAspect="1"/>
-                    </pic:cNvPicPr>
-                  </pic:nvPicPr>
-                  <pic:blipFill>
-                    <a:blip r:embed="rId60"/>
-                    <a:stretch>
-                      <a:fillRect/>
-                    </a:stretch>
-                  </pic:blipFill>
-                  <pic:spPr bwMode="auto">
-                    <a:xfrm>
-                      <a:off x="0" y="0"/>
-                      <a:ext cx="5334000" cy="5478622"/>
-                    </a:xfrm>
-                    <a:prstGeom prst="rect">
-                      <a:avLst/>
-                    </a:prstGeom>
-                    <a:noFill/>
-                    <a:ln w="9525">
-                      <a:noFill/>
-                      <a:headEnd/>
-                      <a:tailEnd/>
-                    </a:ln>
-                  </pic:spPr>
-                </pic:pic>
-              </a:graphicData>
-            </a:graphic>
-          </wp:inline>
-        </w:drawing>
-      </w:r>
-    </w:p>
-    <w:bookmarkEnd w:id="69"/>
-    <w:bookmarkStart w:id="73" w:name="pneumonia"/>
-    <w:p>
-      <w:pPr>
-        <w:pStyle w:val="Heading2"/>
-      </w:pPr>
-      <w:r>
-        <w:t xml:space="preserve">15 Pneumonia</w:t>
-      </w:r>
-    </w:p>
-    <w:p>
-      <w:pPr>
-        <w:numPr>
-          <w:ilvl w:val="0"/>
-          <w:numId w:val="1009"/>
-        </w:numPr>
-      </w:pPr>
-      <w:r>
-        <w:t xml:space="preserve">Occurs in 10-15% of patients after esophagectomy.</w:t>
-      </w:r>
-    </w:p>
-    <w:p>
-      <w:pPr>
-        <w:numPr>
-          <w:ilvl w:val="0"/>
-          <w:numId w:val="1009"/>
-        </w:numPr>
-      </w:pPr>
-      <w:r>
-        <w:t xml:space="preserve">Requires treatment with antibiotics</w:t>
-      </w:r>
-    </w:p>
-    <w:p>
-      <w:pPr>
-        <w:numPr>
-          <w:ilvl w:val="0"/>
-          <w:numId w:val="1009"/>
-        </w:numPr>
-      </w:pPr>
-      <w:r>
-        <w:t xml:space="preserve">Requires a longer hospitalization.</w:t>
-      </w:r>
-    </w:p>
-    <w:p>
-      <w:pPr>
-        <w:pStyle w:val="FirstParagraph"/>
-      </w:pPr>
-      <w:r>
-        <w:drawing>
-          <wp:inline>
-            <wp:extent cx="5334000" cy="5481674"/>
-            <wp:effectExtent b="0" l="0" r="0" t="0"/>
-            <wp:docPr descr="" title="" id="71" name="Picture"/>
-            <a:graphic>
-              <a:graphicData uri="http://schemas.openxmlformats.org/drawingml/2006/picture">
-                <pic:pic>
-                  <pic:nvPicPr>
-                    <pic:cNvPr descr="images/Eso_LungsArtboard.png" id="72" name="Picture"/>
-                    <pic:cNvPicPr>
-                      <a:picLocks noChangeArrowheads="1" noChangeAspect="1"/>
-                    </pic:cNvPicPr>
-                  </pic:nvPicPr>
-                  <pic:blipFill>
-                    <a:blip r:embed="rId70"/>
-                    <a:stretch>
-                      <a:fillRect/>
-                    </a:stretch>
-                  </pic:blipFill>
-                  <pic:spPr bwMode="auto">
-                    <a:xfrm>
-                      <a:off x="0" y="0"/>
-                      <a:ext cx="5334000" cy="5481674"/>
-                    </a:xfrm>
-                    <a:prstGeom prst="rect">
-                      <a:avLst/>
-                    </a:prstGeom>
-                    <a:noFill/>
-                    <a:ln w="9525">
-                      <a:noFill/>
-                      <a:headEnd/>
-                      <a:tailEnd/>
-                    </a:ln>
-                  </pic:spPr>
-                </pic:pic>
-              </a:graphicData>
-            </a:graphic>
-          </wp:inline>
-        </w:drawing>
-      </w:r>
-    </w:p>
-    <w:bookmarkEnd w:id="73"/>
-    <w:bookmarkStart w:id="74" w:name="preventing-pneumonia"/>
-    <w:p>
-      <w:pPr>
-        <w:pStyle w:val="Heading2"/>
-      </w:pPr>
-      <w:r>
-        <w:t xml:space="preserve">16 Preventing Pneumonia</w:t>
-      </w:r>
-    </w:p>
-    <w:p>
-      <w:pPr>
-        <w:pStyle w:val="FirstParagraph"/>
-      </w:pPr>
-      <w:r>
-        <w:t xml:space="preserve">Several ways to help prevent pneumonia:</w:t>
-      </w:r>
-    </w:p>
-    <w:p>
-      <w:pPr>
-        <w:pStyle w:val="Compact"/>
-        <w:numPr>
-          <w:ilvl w:val="0"/>
-          <w:numId w:val="1010"/>
-        </w:numPr>
-      </w:pPr>
-      <w:r>
-        <w:t xml:space="preserve">Deep breathing</w:t>
-      </w:r>
-    </w:p>
-    <w:p>
-      <w:pPr>
-        <w:pStyle w:val="Compact"/>
-        <w:numPr>
-          <w:ilvl w:val="0"/>
-          <w:numId w:val="1010"/>
-        </w:numPr>
-      </w:pPr>
-      <w:r>
-        <w:t xml:space="preserve">Coughing</w:t>
-      </w:r>
-    </w:p>
-    <w:p>
-      <w:pPr>
-        <w:pStyle w:val="Compact"/>
-        <w:numPr>
-          <w:ilvl w:val="0"/>
-          <w:numId w:val="1010"/>
-        </w:numPr>
-      </w:pPr>
-      <w:r>
-        <w:t xml:space="preserve">Walking</w:t>
-      </w:r>
-    </w:p>
-    <w:p>
-      <w:pPr>
-        <w:pStyle w:val="FirstParagraph"/>
-      </w:pPr>
-      <w:r>
-        <w:t xml:space="preserve">After surgery, this means:</w:t>
-      </w:r>
-    </w:p>
-    <w:p>
-      <w:pPr>
-        <w:pStyle w:val="Compact"/>
-        <w:numPr>
-          <w:ilvl w:val="0"/>
-          <w:numId w:val="1011"/>
-        </w:numPr>
-      </w:pPr>
-      <w:r>
-        <w:t xml:space="preserve">Sitting in a chair most of the day</w:t>
-      </w:r>
-    </w:p>
-    <w:p>
-      <w:pPr>
-        <w:pStyle w:val="Compact"/>
-        <w:numPr>
-          <w:ilvl w:val="0"/>
-          <w:numId w:val="1011"/>
-        </w:numPr>
-      </w:pPr>
-      <w:r>
-        <w:t xml:space="preserve">Walking in the halls as soon as possible</w:t>
-      </w:r>
-    </w:p>
-    <w:bookmarkEnd w:id="74"/>
-    <w:bookmarkStart w:id="81" w:name="minimally-invasive-esophagectomy"/>
-    <w:p>
-      <w:pPr>
-        <w:pStyle w:val="Heading2"/>
-      </w:pPr>
-      <w:r>
-        <w:t xml:space="preserve">17 Minimally-invasive Esophagectomy</w:t>
-      </w:r>
-    </w:p>
-    <w:p>
-      <w:pPr>
-        <w:pStyle w:val="FirstParagraph"/>
-      </w:pPr>
-      <w:r>
-        <w:drawing>
-          <wp:inline>
-            <wp:extent cx="5334000" cy="4000500"/>
-            <wp:effectExtent b="0" l="0" r="0" t="0"/>
-            <wp:docPr descr="" title="" id="76" name="Picture"/>
-            <a:graphic>
-              <a:graphicData uri="http://schemas.openxmlformats.org/drawingml/2006/picture">
-                <pic:pic>
-                  <pic:nvPicPr>
-                    <pic:cNvPr descr="images/mie_abd.png" id="77" name="Picture"/>
-                    <pic:cNvPicPr>
-                      <a:picLocks noChangeArrowheads="1" noChangeAspect="1"/>
-                    </pic:cNvPicPr>
-                  </pic:nvPicPr>
-                  <pic:blipFill>
-                    <a:blip r:embed="rId75"/>
+                    <a:blip r:embed="rId64"/>
                     <a:stretch>
                       <a:fillRect/>
                     </a:stretch>
@@ -1424,18 +1424,18 @@
           <wp:inline>
             <wp:extent cx="5334000" cy="4000500"/>
             <wp:effectExtent b="0" l="0" r="0" t="0"/>
-            <wp:docPr descr="" title="" id="79" name="Picture"/>
+            <wp:docPr descr="" title="" id="68" name="Picture"/>
             <a:graphic>
               <a:graphicData uri="http://schemas.openxmlformats.org/drawingml/2006/picture">
                 <pic:pic>
                   <pic:nvPicPr>
-                    <pic:cNvPr descr="images/mie_chest.png" id="80" name="Picture"/>
+                    <pic:cNvPr descr="images/mie_chest.png" id="69" name="Picture"/>
                     <pic:cNvPicPr>
                       <a:picLocks noChangeArrowheads="1" noChangeAspect="1"/>
                     </pic:cNvPicPr>
                   </pic:nvPicPr>
                   <pic:blipFill>
-                    <a:blip r:embed="rId78"/>
+                    <a:blip r:embed="rId67"/>
                     <a:stretch>
                       <a:fillRect/>
                     </a:stretch>
@@ -1462,8 +1462,8 @@
         </w:drawing>
       </w:r>
     </w:p>
-    <w:bookmarkEnd w:id="81"/>
-    <w:bookmarkStart w:id="82" w:name="risks-of-surgery"/>
+    <w:bookmarkEnd w:id="70"/>
+    <w:bookmarkStart w:id="71" w:name="risks-of-surgery"/>
     <w:p>
       <w:pPr>
         <w:pStyle w:val="Heading2"/>
@@ -1540,8 +1540,8 @@
         <w:t xml:space="preserve">Pulmonary embolism (2%)</w:t>
       </w:r>
     </w:p>
-    <w:bookmarkEnd w:id="82"/>
-    <w:bookmarkStart w:id="83" w:name="risks-of-surgery-1"/>
+    <w:bookmarkEnd w:id="71"/>
+    <w:bookmarkStart w:id="72" w:name="risks-of-surgery-1"/>
     <w:p>
       <w:pPr>
         <w:pStyle w:val="Heading2"/>
@@ -1630,8 +1630,8 @@
         <w:t xml:space="preserve">High risk = 30%</w:t>
       </w:r>
     </w:p>
-    <w:bookmarkEnd w:id="83"/>
-    <w:bookmarkStart w:id="84" w:name="risks-of-surgery-2"/>
+    <w:bookmarkEnd w:id="72"/>
+    <w:bookmarkStart w:id="73" w:name="risks-of-surgery-2"/>
     <w:p>
       <w:pPr>
         <w:pStyle w:val="Heading2"/>
@@ -1772,8 +1772,8 @@
         </w:tc>
       </w:tr>
     </w:tbl>
-    <w:bookmarkEnd w:id="84"/>
-    <w:bookmarkStart w:id="85" w:name="day-prior-to-surgery"/>
+    <w:bookmarkEnd w:id="73"/>
+    <w:bookmarkStart w:id="74" w:name="day-prior-to-surgery"/>
     <w:p>
       <w:pPr>
         <w:pStyle w:val="Heading2"/>
@@ -1818,8 +1818,8 @@
         <w:t xml:space="preserve">No tube feedings the night before surgery</w:t>
       </w:r>
     </w:p>
-    <w:bookmarkEnd w:id="85"/>
-    <w:bookmarkStart w:id="86" w:name="day-of-surgery"/>
+    <w:bookmarkEnd w:id="74"/>
+    <w:bookmarkStart w:id="75" w:name="day-of-surgery"/>
     <w:p>
       <w:pPr>
         <w:pStyle w:val="Heading2"/>
@@ -1901,8 +1901,8 @@
         <w:t xml:space="preserve">Waiting room for family and friends on 5th floor</w:t>
       </w:r>
     </w:p>
-    <w:bookmarkEnd w:id="86"/>
-    <w:bookmarkStart w:id="87" w:name="epidural-catheter-for-pain-control"/>
+    <w:bookmarkEnd w:id="75"/>
+    <w:bookmarkStart w:id="76" w:name="epidural-catheter-for-pain-control"/>
     <w:p>
       <w:pPr>
         <w:pStyle w:val="Heading2"/>
@@ -1971,8 +1971,8 @@
         <w:t xml:space="preserve">Foley catheter removed after epidural removed</w:t>
       </w:r>
     </w:p>
-    <w:bookmarkEnd w:id="87"/>
-    <w:bookmarkStart w:id="88" w:name="intensive-care-unit-icu-2-4-days"/>
+    <w:bookmarkEnd w:id="76"/>
+    <w:bookmarkStart w:id="77" w:name="intensive-care-unit-icu-2-4-days"/>
     <w:p>
       <w:pPr>
         <w:pStyle w:val="Heading2"/>
@@ -2053,8 +2053,8 @@
         <w:t xml:space="preserve">Feeding jejunostomy (usually stays in 8 wks)</w:t>
       </w:r>
     </w:p>
-    <w:bookmarkEnd w:id="88"/>
-    <w:bookmarkStart w:id="89" w:name="intensive-care-unit-icu"/>
+    <w:bookmarkEnd w:id="77"/>
+    <w:bookmarkStart w:id="78" w:name="intensive-care-unit-icu"/>
     <w:p>
       <w:pPr>
         <w:pStyle w:val="Heading2"/>
@@ -2123,8 +2123,8 @@
         <w:t xml:space="preserve">Feeding jejunostomy (stays in 8 weeks)</w:t>
       </w:r>
     </w:p>
-    <w:bookmarkEnd w:id="89"/>
-    <w:bookmarkStart w:id="90" w:name="ward---6tower"/>
+    <w:bookmarkEnd w:id="78"/>
+    <w:bookmarkStart w:id="79" w:name="ward---6tower"/>
     <w:p>
       <w:pPr>
         <w:pStyle w:val="Heading2"/>
@@ -2205,8 +2205,8 @@
         <w:t xml:space="preserve">Prevents loss of muscle strength</w:t>
       </w:r>
     </w:p>
-    <w:bookmarkEnd w:id="90"/>
-    <w:bookmarkStart w:id="91" w:name="jejunostomy-feeds"/>
+    <w:bookmarkEnd w:id="79"/>
+    <w:bookmarkStart w:id="80" w:name="jejunostomy-feeds"/>
     <w:p>
       <w:pPr>
         <w:pStyle w:val="Heading2"/>
@@ -2279,8 +2279,8 @@
         <w:t xml:space="preserve">Important to prevent dehydration</w:t>
       </w:r>
     </w:p>
-    <w:bookmarkEnd w:id="91"/>
-    <w:bookmarkStart w:id="92" w:name="jejunostomy-tube"/>
+    <w:bookmarkEnd w:id="80"/>
+    <w:bookmarkStart w:id="81" w:name="jejunostomy-tube"/>
     <w:p>
       <w:pPr>
         <w:pStyle w:val="Heading2"/>
@@ -2289,8 +2289,8 @@
         <w:t xml:space="preserve">28 Jejunostomy Tube</w:t>
       </w:r>
     </w:p>
-    <w:bookmarkEnd w:id="92"/>
-    <w:bookmarkStart w:id="93" w:name="jejunostomy-typical-regimen"/>
+    <w:bookmarkEnd w:id="81"/>
+    <w:bookmarkStart w:id="82" w:name="jejunostomy-typical-regimen"/>
     <w:p>
       <w:pPr>
         <w:pStyle w:val="Heading2"/>
@@ -2355,8 +2355,8 @@
         <w:t xml:space="preserve">Hospital nurses will teach use of the feeding tube</w:t>
       </w:r>
     </w:p>
-    <w:bookmarkEnd w:id="93"/>
-    <w:bookmarkStart w:id="94" w:name="jejunostomy-feeds-with-diabetes"/>
+    <w:bookmarkEnd w:id="82"/>
+    <w:bookmarkStart w:id="83" w:name="jejunostomy-feeds-with-diabetes"/>
     <w:p>
       <w:pPr>
         <w:pStyle w:val="Heading2"/>
@@ -2441,8 +2441,8 @@
         <w:t xml:space="preserve">No insulin if tube feedings are not run</w:t>
       </w:r>
     </w:p>
-    <w:bookmarkEnd w:id="94"/>
-    <w:bookmarkStart w:id="95" w:name="jejunostomy-video"/>
+    <w:bookmarkEnd w:id="83"/>
+    <w:bookmarkStart w:id="84" w:name="jejunostomy-video"/>
     <w:p>
       <w:pPr>
         <w:pStyle w:val="Heading2"/>
@@ -2451,8 +2451,8 @@
         <w:t xml:space="preserve">31 Jejunostomy Video</w:t>
       </w:r>
     </w:p>
-    <w:bookmarkEnd w:id="95"/>
-    <w:bookmarkStart w:id="96" w:name="activity-after-surgery"/>
+    <w:bookmarkEnd w:id="84"/>
+    <w:bookmarkStart w:id="85" w:name="activity-after-surgery"/>
     <w:p>
       <w:pPr>
         <w:pStyle w:val="Heading2"/>
@@ -2521,8 +2521,8 @@
         <w:t xml:space="preserve">Prevent muscle loss</w:t>
       </w:r>
     </w:p>
-    <w:bookmarkEnd w:id="96"/>
-    <w:bookmarkStart w:id="97" w:name="nasogastric-ng-tube"/>
+    <w:bookmarkEnd w:id="85"/>
+    <w:bookmarkStart w:id="86" w:name="nasogastric-ng-tube"/>
     <w:p>
       <w:pPr>
         <w:pStyle w:val="Heading2"/>
@@ -2612,8 +2612,8 @@
         <w:t xml:space="preserve">Otherwise, X-ray repeated 2-3 days later</w:t>
       </w:r>
     </w:p>
-    <w:bookmarkEnd w:id="97"/>
-    <w:bookmarkStart w:id="98" w:name="swallowing-evaluation"/>
+    <w:bookmarkEnd w:id="86"/>
+    <w:bookmarkStart w:id="87" w:name="swallowing-evaluation"/>
     <w:p>
       <w:pPr>
         <w:pStyle w:val="Heading2"/>
@@ -2691,8 +2691,8 @@
         <w:t xml:space="preserve">liquids started by mouth</w:t>
       </w:r>
     </w:p>
-    <w:bookmarkEnd w:id="98"/>
-    <w:bookmarkStart w:id="99" w:name="oral-intake-at-home"/>
+    <w:bookmarkEnd w:id="87"/>
+    <w:bookmarkStart w:id="88" w:name="oral-intake-at-home"/>
     <w:p>
       <w:pPr>
         <w:pStyle w:val="Heading2"/>
@@ -2744,8 +2744,8 @@
         <w:t xml:space="preserve">4 oz per hour if 2oz are tolerated well</w:t>
       </w:r>
     </w:p>
-    <w:bookmarkEnd w:id="99"/>
-    <w:bookmarkStart w:id="100" w:name="discharge"/>
+    <w:bookmarkEnd w:id="88"/>
+    <w:bookmarkStart w:id="89" w:name="discharge"/>
     <w:p>
       <w:pPr>
         <w:pStyle w:val="Heading2"/>
@@ -2846,8 +2846,8 @@
         <w:t xml:space="preserve">Home infusion (tube feeding supplies)</w:t>
       </w:r>
     </w:p>
-    <w:bookmarkEnd w:id="100"/>
-    <w:bookmarkStart w:id="101" w:name="nutrition-after-surgery"/>
+    <w:bookmarkEnd w:id="89"/>
+    <w:bookmarkStart w:id="90" w:name="nutrition-after-surgery"/>
     <w:p>
       <w:pPr>
         <w:pStyle w:val="Heading2"/>
@@ -2924,8 +2924,8 @@
         <w:t xml:space="preserve">8-12 weeks: Remove feeding tube (in office)</w:t>
       </w:r>
     </w:p>
-    <w:bookmarkEnd w:id="101"/>
-    <w:bookmarkStart w:id="102" w:name="X15701f9deabaab366e08b73bd1ea6f1240694c5"/>
+    <w:bookmarkEnd w:id="90"/>
+    <w:bookmarkStart w:id="91" w:name="X15701f9deabaab366e08b73bd1ea6f1240694c5"/>
     <w:p>
       <w:pPr>
         <w:pStyle w:val="Heading2"/>
@@ -3044,8 +3044,8 @@
         <w:t xml:space="preserve">Three meals + 2-3 high-protein snacks</w:t>
       </w:r>
     </w:p>
-    <w:bookmarkEnd w:id="102"/>
-    <w:bookmarkStart w:id="103" w:name="post-esophagectomy-diet"/>
+    <w:bookmarkEnd w:id="91"/>
+    <w:bookmarkStart w:id="92" w:name="post-esophagectomy-diet"/>
     <w:p>
       <w:pPr>
         <w:pStyle w:val="Heading2"/>
@@ -3087,16 +3087,7 @@
         </w:numPr>
       </w:pPr>
       <w:r>
-        <w:t xml:space="preserve">Avoid sugary liquids (can cause</w:t>
-      </w:r>
-      <w:r>
-        <w:t xml:space="preserve"> </w:t>
-      </w:r>
-      <w:r>
-        <w:t xml:space="preserve">‘dumping’</w:t>
-      </w:r>
-      <w:r>
-        <w:t xml:space="preserve">)</w:t>
+        <w:t xml:space="preserve">Avoid sugary liquids (can cause ‘dumping’)</w:t>
       </w:r>
     </w:p>
     <w:p>
@@ -3159,8 +3150,8 @@
         <w:t xml:space="preserve">Avoid eating within 2 hours of bedtime</w:t>
       </w:r>
     </w:p>
-    <w:bookmarkEnd w:id="103"/>
-    <w:bookmarkStart w:id="104" w:name="medicines-at-home---pain"/>
+    <w:bookmarkEnd w:id="92"/>
+    <w:bookmarkStart w:id="93" w:name="medicines-at-home---pain"/>
     <w:p>
       <w:pPr>
         <w:pStyle w:val="Heading2"/>
@@ -3241,8 +3232,8 @@
         <w:t xml:space="preserve">NO DRIVING WHILE ON OXYCODONE</w:t>
       </w:r>
     </w:p>
-    <w:bookmarkEnd w:id="104"/>
-    <w:bookmarkStart w:id="105" w:name="non-steroidals-anti-inflammatory-nsaid"/>
+    <w:bookmarkEnd w:id="93"/>
+    <w:bookmarkStart w:id="94" w:name="non-steroidals-anti-inflammatory-nsaid"/>
     <w:p>
       <w:pPr>
         <w:pStyle w:val="Heading2"/>
@@ -3291,8 +3282,8 @@
         <w:t xml:space="preserve">(Can cause permanent scarring at the surgery site)</w:t>
       </w:r>
     </w:p>
-    <w:bookmarkEnd w:id="105"/>
-    <w:bookmarkStart w:id="106" w:name="acid-blockers-proton-pump-inhibitors"/>
+    <w:bookmarkEnd w:id="94"/>
+    <w:bookmarkStart w:id="95" w:name="acid-blockers-proton-pump-inhibitors"/>
     <w:p>
       <w:pPr>
         <w:pStyle w:val="Heading2"/>
@@ -3345,8 +3336,8 @@
         <w:t xml:space="preserve">To administer through feeding tube, open capsule and resuspend beads in 60mL (2oz) of water</w:t>
       </w:r>
     </w:p>
-    <w:bookmarkEnd w:id="106"/>
-    <w:bookmarkStart w:id="107" w:name="medicines-at-home"/>
+    <w:bookmarkEnd w:id="95"/>
+    <w:bookmarkStart w:id="96" w:name="medicines-at-home"/>
     <w:p>
       <w:pPr>
         <w:pStyle w:val="Heading2"/>
@@ -3431,8 +3422,8 @@
         <w:t xml:space="preserve">Will stop within first three months of surgery</w:t>
       </w:r>
     </w:p>
-    <w:bookmarkEnd w:id="107"/>
-    <w:bookmarkStart w:id="108" w:name="metoprolol-beta-blockers"/>
+    <w:bookmarkEnd w:id="96"/>
+    <w:bookmarkStart w:id="97" w:name="metoprolol-beta-blockers"/>
     <w:p>
       <w:pPr>
         <w:pStyle w:val="Heading2"/>
@@ -3526,8 +3517,8 @@
         <w:t xml:space="preserve">return to prior dose and drug after surgery</w:t>
       </w:r>
     </w:p>
-    <w:bookmarkEnd w:id="108"/>
-    <w:bookmarkStart w:id="112" w:name="sleeping-at-home"/>
+    <w:bookmarkEnd w:id="97"/>
+    <w:bookmarkStart w:id="101" w:name="sleeping-at-home"/>
     <w:p>
       <w:pPr>
         <w:pStyle w:val="Heading2"/>
@@ -3569,18 +3560,18 @@
           <wp:inline>
             <wp:extent cx="5334000" cy="5334000"/>
             <wp:effectExtent b="0" l="0" r="0" t="0"/>
-            <wp:docPr descr="" title="" id="110" name="Picture"/>
+            <wp:docPr descr="" title="" id="99" name="Picture"/>
             <a:graphic>
               <a:graphicData uri="http://schemas.openxmlformats.org/drawingml/2006/picture">
                 <pic:pic>
                   <pic:nvPicPr>
-                    <pic:cNvPr descr="images/wedge_pillow_comm.jpg" id="111" name="Picture"/>
+                    <pic:cNvPr descr="images/wedge_pillow_comm.jpg" id="100" name="Picture"/>
                     <pic:cNvPicPr>
                       <a:picLocks noChangeArrowheads="1" noChangeAspect="1"/>
                     </pic:cNvPicPr>
                   </pic:nvPicPr>
                   <pic:blipFill>
-                    <a:blip r:embed="rId109"/>
+                    <a:blip r:embed="rId98"/>
                     <a:stretch>
                       <a:fillRect/>
                     </a:stretch>
@@ -3607,8 +3598,8 @@
         </w:drawing>
       </w:r>
     </w:p>
-    <w:bookmarkEnd w:id="112"/>
-    <w:bookmarkStart w:id="113" w:name="postoperative-visit-at-7-10-days"/>
+    <w:bookmarkEnd w:id="101"/>
+    <w:bookmarkStart w:id="102" w:name="postoperative-visit-at-7-10-days"/>
     <w:p>
       <w:pPr>
         <w:pStyle w:val="Heading2"/>
@@ -3685,8 +3676,8 @@
         <w:t xml:space="preserve">Reduce tube feeds</w:t>
       </w:r>
     </w:p>
-    <w:bookmarkEnd w:id="113"/>
-    <w:bookmarkStart w:id="114" w:name="after-surgery"/>
+    <w:bookmarkEnd w:id="102"/>
+    <w:bookmarkStart w:id="103" w:name="after-surgery"/>
     <w:p>
       <w:pPr>
         <w:pStyle w:val="Heading2"/>
@@ -3747,8 +3738,8 @@
         <w:t xml:space="preserve">Continue acid blockers for at least 1 year</w:t>
       </w:r>
     </w:p>
-    <w:bookmarkEnd w:id="114"/>
-    <w:bookmarkStart w:id="115" w:name="jejunostomy-removal"/>
+    <w:bookmarkEnd w:id="103"/>
+    <w:bookmarkStart w:id="104" w:name="jejunostomy-removal"/>
     <w:p>
       <w:pPr>
         <w:pStyle w:val="Heading2"/>
@@ -3781,8 +3772,8 @@
         <w:t xml:space="preserve">May take 30 minutes and some local anesthetic to loosen up the tube for removal.</w:t>
       </w:r>
     </w:p>
-    <w:bookmarkEnd w:id="115"/>
-    <w:bookmarkStart w:id="116" w:name="nutritional-monitoring-after-surgery"/>
+    <w:bookmarkEnd w:id="104"/>
+    <w:bookmarkStart w:id="105" w:name="nutritional-monitoring-after-surgery"/>
     <w:p>
       <w:pPr>
         <w:pStyle w:val="Heading2"/>
@@ -3835,8 +3826,8 @@
         <w:t xml:space="preserve">Vitamin D</w:t>
       </w:r>
     </w:p>
-    <w:bookmarkEnd w:id="116"/>
-    <w:bookmarkStart w:id="117" w:name="nutritional-monitoring-after-surgery-1"/>
+    <w:bookmarkEnd w:id="105"/>
+    <w:bookmarkStart w:id="106" w:name="nutritional-monitoring-after-surgery-1"/>
     <w:p>
       <w:pPr>
         <w:pStyle w:val="Heading2"/>
@@ -3889,8 +3880,8 @@
         <w:t xml:space="preserve">Vitamin D</w:t>
       </w:r>
     </w:p>
-    <w:bookmarkEnd w:id="117"/>
-    <w:bookmarkStart w:id="118" w:name="nutritional-replacements-after-surgery"/>
+    <w:bookmarkEnd w:id="106"/>
+    <w:bookmarkStart w:id="107" w:name="nutritional-replacements-after-surgery"/>
     <w:p>
       <w:pPr>
         <w:pStyle w:val="Heading2"/>
@@ -3975,8 +3966,8 @@
         <w:t xml:space="preserve">Repeat testing in 3-6 months</w:t>
       </w:r>
     </w:p>
-    <w:bookmarkEnd w:id="118"/>
-    <w:bookmarkStart w:id="119" w:name="team-members---physicians"/>
+    <w:bookmarkEnd w:id="107"/>
+    <w:bookmarkStart w:id="108" w:name="team-members---physicians"/>
     <w:p>
       <w:pPr>
         <w:pStyle w:val="Heading2"/>
@@ -4061,8 +4052,8 @@
         <w:t xml:space="preserve">Michael Roach MD</w:t>
       </w:r>
     </w:p>
-    <w:bookmarkEnd w:id="119"/>
-    <w:bookmarkStart w:id="120" w:name="team-members---support-staff"/>
+    <w:bookmarkEnd w:id="108"/>
+    <w:bookmarkStart w:id="109" w:name="team-members---support-staff"/>
     <w:p>
       <w:pPr>
         <w:pStyle w:val="Heading2"/>
@@ -4119,8 +4110,8 @@
         <w:t xml:space="preserve">Navigator - Laura Swift</w:t>
       </w:r>
     </w:p>
-    <w:bookmarkEnd w:id="120"/>
-    <w:bookmarkStart w:id="121" w:name="day-prior-to-surgery-1"/>
+    <w:bookmarkEnd w:id="109"/>
+    <w:bookmarkStart w:id="110" w:name="day-prior-to-surgery-1"/>
     <w:p>
       <w:pPr>
         <w:pStyle w:val="Heading2"/>
@@ -4153,8 +4144,8 @@
         <w:t xml:space="preserve">You will receive instructions regarding medicines</w:t>
       </w:r>
     </w:p>
-    <w:bookmarkEnd w:id="121"/>
-    <w:bookmarkStart w:id="122" w:name="day-of-surgery-1"/>
+    <w:bookmarkEnd w:id="110"/>
+    <w:bookmarkStart w:id="111" w:name="day-of-surgery-1"/>
     <w:p>
       <w:pPr>
         <w:pStyle w:val="Heading2"/>
@@ -4227,8 +4218,8 @@
         <w:t xml:space="preserve">Nothing to eat or drink after midnight</w:t>
       </w:r>
     </w:p>
-    <w:bookmarkEnd w:id="122"/>
-    <w:bookmarkStart w:id="123" w:name="medicines-the-day-of-surgery"/>
+    <w:bookmarkEnd w:id="111"/>
+    <w:bookmarkStart w:id="112" w:name="medicines-the-day-of-surgery"/>
     <w:p>
       <w:pPr>
         <w:pStyle w:val="Heading2"/>
@@ -4289,8 +4280,8 @@
         <w:t xml:space="preserve">Surgery will be cancelled for milk/cream</w:t>
       </w:r>
     </w:p>
-    <w:bookmarkEnd w:id="123"/>
-    <w:bookmarkStart w:id="124" w:name="team-members---physicians-1"/>
+    <w:bookmarkEnd w:id="112"/>
+    <w:bookmarkStart w:id="113" w:name="team-members---physicians-1"/>
     <w:p>
       <w:pPr>
         <w:pStyle w:val="Heading2"/>
@@ -4375,8 +4366,8 @@
         <w:t xml:space="preserve">Michael Roach MD</w:t>
       </w:r>
     </w:p>
-    <w:bookmarkEnd w:id="124"/>
-    <w:bookmarkStart w:id="125" w:name="team-members---support-staff-1"/>
+    <w:bookmarkEnd w:id="113"/>
+    <w:bookmarkStart w:id="114" w:name="team-members---support-staff-1"/>
     <w:p>
       <w:pPr>
         <w:pStyle w:val="Heading2"/>
@@ -4433,7 +4424,7 @@
         <w:t xml:space="preserve">Navigator - Laura Swift</w:t>
       </w:r>
     </w:p>
-    <w:bookmarkEnd w:id="125"/>
+    <w:bookmarkEnd w:id="114"/>
     <w:sectPr>
       <w:footnotePr>
         <w:numRestart w:val="eachSect"/>
@@ -4847,10 +4838,10 @@
   <w:docDefaults>
     <w:rPrDefault>
       <w:rPr>
-        <w:rFonts w:asciiTheme="minorHAnsi" w:cstheme="minorBidi" w:eastAsiaTheme="minorHAnsi" w:hAnsiTheme="minorHAnsi"/>
+        <w:rFonts w:asciiTheme="minorHAnsi" w:cstheme="minorBidi" w:eastAsiaTheme="minorEastAsia" w:hAnsiTheme="minorHAnsi"/>
         <w:sz w:val="24"/>
         <w:szCs w:val="24"/>
-        <w:lang w:bidi="ar-SA" w:eastAsia="en-US" w:val="en-US"/>
+        <w:lang w:bidi="ar-SA" w:eastAsia="zh-CN" w:val="en-US"/>
       </w:rPr>
     </w:rPrDefault>
     <w:pPrDefault>
@@ -5391,13 +5382,6 @@
       </w:tblCellMar>
     </w:tblPr>
     <w:tblStylePr w:type="firstRow">
-      <w:tblPr>
-        <w:jc w:val="left"/>
-        <w:tblInd w:type="dxa" w:w="0"/>
-      </w:tblPr>
-      <w:trPr>
-        <w:jc w:val="left"/>
-      </w:trPr>
       <w:tcPr>
         <w:tcBorders>
           <w:bottom w:val="single"/>

--- a/lci_esophagectomy.docx
+++ b/lci_esophagectomy.docx
@@ -4107,7 +4107,39 @@
         <w:pStyle w:val="FirstParagraph"/>
       </w:pPr>
       <w:r>
-        <w:t xml:space="preserve">Navigator - Laura Swift</w:t>
+        <w:t xml:space="preserve">Navigators</w:t>
+      </w:r>
+    </w:p>
+    <w:p>
+      <w:pPr>
+        <w:pStyle w:val="Compact"/>
+        <w:numPr>
+          <w:ilvl w:val="0"/>
+          <w:numId w:val="1059"/>
+        </w:numPr>
+      </w:pPr>
+      <w:r>
+        <w:t xml:space="preserve">Laura Swift</w:t>
+      </w:r>
+    </w:p>
+    <w:p>
+      <w:pPr>
+        <w:pStyle w:val="Compact"/>
+        <w:numPr>
+          <w:ilvl w:val="0"/>
+          <w:numId w:val="1059"/>
+        </w:numPr>
+      </w:pPr>
+      <w:r>
+        <w:t xml:space="preserve">Lorna Espinal</w:t>
+      </w:r>
+    </w:p>
+    <w:p>
+      <w:pPr>
+        <w:pStyle w:val="FirstParagraph"/>
+      </w:pPr>
+      <w:r>
+        <w:t xml:space="preserve">Care Coordinator - Karen Julian-Martinez</w:t>
       </w:r>
     </w:p>
     <w:bookmarkEnd w:id="109"/>
@@ -4125,7 +4157,7 @@
         <w:pStyle w:val="Compact"/>
         <w:numPr>
           <w:ilvl w:val="0"/>
-          <w:numId w:val="1059"/>
+          <w:numId w:val="1060"/>
         </w:numPr>
       </w:pPr>
       <w:r>
@@ -4137,7 +4169,7 @@
         <w:pStyle w:val="Compact"/>
         <w:numPr>
           <w:ilvl w:val="0"/>
-          <w:numId w:val="1059"/>
+          <w:numId w:val="1060"/>
         </w:numPr>
       </w:pPr>
       <w:r>
@@ -4167,7 +4199,7 @@
         <w:pStyle w:val="Compact"/>
         <w:numPr>
           <w:ilvl w:val="0"/>
-          <w:numId w:val="1060"/>
+          <w:numId w:val="1061"/>
         </w:numPr>
       </w:pPr>
       <w:r>
@@ -4211,7 +4243,7 @@
         <w:pStyle w:val="Compact"/>
         <w:numPr>
           <w:ilvl w:val="0"/>
-          <w:numId w:val="1060"/>
+          <w:numId w:val="1061"/>
         </w:numPr>
       </w:pPr>
       <w:r>
@@ -4233,7 +4265,7 @@
         <w:pStyle w:val="Compact"/>
         <w:numPr>
           <w:ilvl w:val="0"/>
-          <w:numId w:val="1061"/>
+          <w:numId w:val="1062"/>
         </w:numPr>
       </w:pPr>
       <w:r>
@@ -4261,7 +4293,7 @@
         <w:pStyle w:val="Compact"/>
         <w:numPr>
           <w:ilvl w:val="0"/>
-          <w:numId w:val="1061"/>
+          <w:numId w:val="1062"/>
         </w:numPr>
       </w:pPr>
       <w:r>
@@ -4273,7 +4305,7 @@
         <w:pStyle w:val="Compact"/>
         <w:numPr>
           <w:ilvl w:val="0"/>
-          <w:numId w:val="1061"/>
+          <w:numId w:val="1062"/>
         </w:numPr>
       </w:pPr>
       <w:r>
@@ -4335,7 +4367,7 @@
         <w:pStyle w:val="Compact"/>
         <w:numPr>
           <w:ilvl w:val="0"/>
-          <w:numId w:val="1062"/>
+          <w:numId w:val="1063"/>
         </w:numPr>
       </w:pPr>
       <w:r>
@@ -4347,7 +4379,7 @@
         <w:pStyle w:val="Compact"/>
         <w:numPr>
           <w:ilvl w:val="0"/>
-          <w:numId w:val="1062"/>
+          <w:numId w:val="1063"/>
         </w:numPr>
       </w:pPr>
       <w:r>
@@ -4359,7 +4391,7 @@
         <w:pStyle w:val="Compact"/>
         <w:numPr>
           <w:ilvl w:val="0"/>
-          <w:numId w:val="1062"/>
+          <w:numId w:val="1063"/>
         </w:numPr>
       </w:pPr>
       <w:r>
@@ -4397,7 +4429,7 @@
         <w:pStyle w:val="Compact"/>
         <w:numPr>
           <w:ilvl w:val="0"/>
-          <w:numId w:val="1063"/>
+          <w:numId w:val="1064"/>
         </w:numPr>
       </w:pPr>
       <w:r>
@@ -4409,7 +4441,7 @@
         <w:pStyle w:val="Compact"/>
         <w:numPr>
           <w:ilvl w:val="0"/>
-          <w:numId w:val="1063"/>
+          <w:numId w:val="1064"/>
         </w:numPr>
       </w:pPr>
       <w:r>
@@ -4421,7 +4453,39 @@
         <w:pStyle w:val="FirstParagraph"/>
       </w:pPr>
       <w:r>
-        <w:t xml:space="preserve">Navigator - Laura Swift</w:t>
+        <w:t xml:space="preserve">Navigators</w:t>
+      </w:r>
+    </w:p>
+    <w:p>
+      <w:pPr>
+        <w:pStyle w:val="Compact"/>
+        <w:numPr>
+          <w:ilvl w:val="0"/>
+          <w:numId w:val="1065"/>
+        </w:numPr>
+      </w:pPr>
+      <w:r>
+        <w:t xml:space="preserve">Laura Swift</w:t>
+      </w:r>
+    </w:p>
+    <w:p>
+      <w:pPr>
+        <w:pStyle w:val="Compact"/>
+        <w:numPr>
+          <w:ilvl w:val="0"/>
+          <w:numId w:val="1065"/>
+        </w:numPr>
+      </w:pPr>
+      <w:r>
+        <w:t xml:space="preserve">Lorna Espinal</w:t>
+      </w:r>
+    </w:p>
+    <w:p>
+      <w:pPr>
+        <w:pStyle w:val="FirstParagraph"/>
+      </w:pPr>
+      <w:r>
+        <w:t xml:space="preserve">Care Coordinator - Karen Julian-Martinez</w:t>
       </w:r>
     </w:p>
     <w:bookmarkEnd w:id="114"/>
@@ -4828,6 +4892,12 @@
     <w:abstractNumId w:val="991"/>
   </w:num>
   <w:num w:numId="1063">
+    <w:abstractNumId w:val="991"/>
+  </w:num>
+  <w:num w:numId="1064">
+    <w:abstractNumId w:val="991"/>
+  </w:num>
+  <w:num w:numId="1065">
     <w:abstractNumId w:val="991"/>
   </w:num>
 </w:numbering>

--- a/lci_esophagectomy.docx
+++ b/lci_esophagectomy.docx
@@ -4067,6 +4067,14 @@
         <w:pStyle w:val="FirstParagraph"/>
       </w:pPr>
       <w:r>
+        <w:t xml:space="preserve">Physician Assistant - Kate Duncan PA-C</w:t>
+      </w:r>
+    </w:p>
+    <w:p>
+      <w:pPr>
+        <w:pStyle w:val="BodyText"/>
+      </w:pPr>
+      <w:r>
         <w:t xml:space="preserve">Dietitian - Liz Koch</w:t>
       </w:r>
     </w:p>
@@ -4411,6 +4419,14 @@
     <w:p>
       <w:pPr>
         <w:pStyle w:val="FirstParagraph"/>
+      </w:pPr>
+      <w:r>
+        <w:t xml:space="preserve">Physician Assistant - Kate Duncan PA-C</w:t>
+      </w:r>
+    </w:p>
+    <w:p>
+      <w:pPr>
+        <w:pStyle w:val="BodyText"/>
       </w:pPr>
       <w:r>
         <w:t xml:space="preserve">Dietitian - Liz Koch</w:t>

--- a/lci_esophagectomy.docx
+++ b/lci_esophagectomy.docx
@@ -4151,360 +4151,6 @@
       </w:r>
     </w:p>
     <w:bookmarkEnd w:id="109"/>
-    <w:bookmarkStart w:id="110" w:name="day-prior-to-surgery-1"/>
-    <w:p>
-      <w:pPr>
-        <w:pStyle w:val="Heading2"/>
-      </w:pPr>
-      <w:r>
-        <w:t xml:space="preserve">54 Day Prior to Surgery</w:t>
-      </w:r>
-    </w:p>
-    <w:p>
-      <w:pPr>
-        <w:pStyle w:val="Compact"/>
-        <w:numPr>
-          <w:ilvl w:val="0"/>
-          <w:numId w:val="1060"/>
-        </w:numPr>
-      </w:pPr>
-      <w:r>
-        <w:t xml:space="preserve">Clear liquids for dinner evening prior</w:t>
-      </w:r>
-    </w:p>
-    <w:p>
-      <w:pPr>
-        <w:pStyle w:val="Compact"/>
-        <w:numPr>
-          <w:ilvl w:val="0"/>
-          <w:numId w:val="1060"/>
-        </w:numPr>
-      </w:pPr>
-      <w:r>
-        <w:t xml:space="preserve">You will receive instructions regarding medicines</w:t>
-      </w:r>
-    </w:p>
-    <w:bookmarkEnd w:id="110"/>
-    <w:bookmarkStart w:id="111" w:name="day-of-surgery-1"/>
-    <w:p>
-      <w:pPr>
-        <w:pStyle w:val="Heading2"/>
-      </w:pPr>
-      <w:r>
-        <w:t xml:space="preserve">55 Day of Surgery</w:t>
-      </w:r>
-    </w:p>
-    <w:p>
-      <w:pPr>
-        <w:pStyle w:val="FirstParagraph"/>
-      </w:pPr>
-      <w:r>
-        <w:t xml:space="preserve">Unless instructed otherwise:</w:t>
-      </w:r>
-    </w:p>
-    <w:p>
-      <w:pPr>
-        <w:pStyle w:val="Compact"/>
-        <w:numPr>
-          <w:ilvl w:val="0"/>
-          <w:numId w:val="1061"/>
-        </w:numPr>
-      </w:pPr>
-      <w:r>
-        <w:t xml:space="preserve">You will be notified regarding</w:t>
-      </w:r>
-      <w:r>
-        <w:t xml:space="preserve"> </w:t>
-      </w:r>
-      <w:r>
-        <w:rPr>
-          <w:i/>
-          <w:iCs/>
-        </w:rPr>
-        <w:t xml:space="preserve">arrival</w:t>
-      </w:r>
-      <w:r>
-        <w:t xml:space="preserve"> </w:t>
-      </w:r>
-      <w:r>
-        <w:t xml:space="preserve">time, which is usually 2-3 hours before the</w:t>
-      </w:r>
-      <w:r>
-        <w:t xml:space="preserve"> </w:t>
-      </w:r>
-      <w:r>
-        <w:rPr>
-          <w:i/>
-          <w:iCs/>
-        </w:rPr>
-        <w:t xml:space="preserve">surgery</w:t>
-      </w:r>
-      <w:r>
-        <w:t xml:space="preserve"> </w:t>
-      </w:r>
-      <w:r>
-        <w:t xml:space="preserve">time.</w:t>
-      </w:r>
-    </w:p>
-    <w:p>
-      <w:pPr>
-        <w:pStyle w:val="Compact"/>
-        <w:numPr>
-          <w:ilvl w:val="0"/>
-          <w:numId w:val="1061"/>
-        </w:numPr>
-      </w:pPr>
-      <w:r>
-        <w:t xml:space="preserve">Nothing to eat or drink after midnight</w:t>
-      </w:r>
-    </w:p>
-    <w:bookmarkEnd w:id="111"/>
-    <w:bookmarkStart w:id="112" w:name="medicines-the-day-of-surgery"/>
-    <w:p>
-      <w:pPr>
-        <w:pStyle w:val="Heading2"/>
-      </w:pPr>
-      <w:r>
-        <w:t xml:space="preserve">56 Medicines the Day of Surgery</w:t>
-      </w:r>
-    </w:p>
-    <w:p>
-      <w:pPr>
-        <w:pStyle w:val="Compact"/>
-        <w:numPr>
-          <w:ilvl w:val="0"/>
-          <w:numId w:val="1062"/>
-        </w:numPr>
-      </w:pPr>
-      <w:r>
-        <w:t xml:space="preserve">Medicines with a sip of water or</w:t>
-      </w:r>
-      <w:r>
-        <w:t xml:space="preserve"> </w:t>
-      </w:r>
-      <w:r>
-        <w:rPr>
-          <w:i/>
-          <w:iCs/>
-        </w:rPr>
-        <w:t xml:space="preserve">black</w:t>
-      </w:r>
-      <w:r>
-        <w:t xml:space="preserve"> </w:t>
-      </w:r>
-      <w:r>
-        <w:t xml:space="preserve">coffee</w:t>
-      </w:r>
-    </w:p>
-    <w:p>
-      <w:pPr>
-        <w:pStyle w:val="Compact"/>
-        <w:numPr>
-          <w:ilvl w:val="0"/>
-          <w:numId w:val="1062"/>
-        </w:numPr>
-      </w:pPr>
-      <w:r>
-        <w:t xml:space="preserve">No milk or cream</w:t>
-      </w:r>
-    </w:p>
-    <w:p>
-      <w:pPr>
-        <w:pStyle w:val="Compact"/>
-        <w:numPr>
-          <w:ilvl w:val="0"/>
-          <w:numId w:val="1062"/>
-        </w:numPr>
-      </w:pPr>
-      <w:r>
-        <w:t xml:space="preserve">Surgery will be cancelled for milk/cream</w:t>
-      </w:r>
-    </w:p>
-    <w:bookmarkEnd w:id="112"/>
-    <w:bookmarkStart w:id="113" w:name="team-members---physicians-1"/>
-    <w:p>
-      <w:pPr>
-        <w:pStyle w:val="Heading2"/>
-      </w:pPr>
-      <w:r>
-        <w:t xml:space="preserve">57 Team Members - Physicians</w:t>
-      </w:r>
-    </w:p>
-    <w:p>
-      <w:pPr>
-        <w:pStyle w:val="FirstParagraph"/>
-      </w:pPr>
-      <w:r>
-        <w:t xml:space="preserve">Primary Care Provider</w:t>
-      </w:r>
-    </w:p>
-    <w:p>
-      <w:pPr>
-        <w:pStyle w:val="BodyText"/>
-      </w:pPr>
-      <w:r>
-        <w:t xml:space="preserve">Gastroenterologist</w:t>
-      </w:r>
-    </w:p>
-    <w:p>
-      <w:pPr>
-        <w:pStyle w:val="BodyText"/>
-      </w:pPr>
-      <w:r>
-        <w:t xml:space="preserve">Medical Oncologist (chemotherapy)</w:t>
-      </w:r>
-    </w:p>
-    <w:p>
-      <w:pPr>
-        <w:pStyle w:val="BodyText"/>
-      </w:pPr>
-      <w:r>
-        <w:t xml:space="preserve">Radiation Oncologist (radiation)</w:t>
-      </w:r>
-    </w:p>
-    <w:p>
-      <w:pPr>
-        <w:pStyle w:val="BodyText"/>
-      </w:pPr>
-      <w:r>
-        <w:t xml:space="preserve">Surgeons</w:t>
-      </w:r>
-    </w:p>
-    <w:p>
-      <w:pPr>
-        <w:pStyle w:val="Compact"/>
-        <w:numPr>
-          <w:ilvl w:val="0"/>
-          <w:numId w:val="1063"/>
-        </w:numPr>
-      </w:pPr>
-      <w:r>
-        <w:t xml:space="preserve">Jonathan Salo MD</w:t>
-      </w:r>
-    </w:p>
-    <w:p>
-      <w:pPr>
-        <w:pStyle w:val="Compact"/>
-        <w:numPr>
-          <w:ilvl w:val="0"/>
-          <w:numId w:val="1063"/>
-        </w:numPr>
-      </w:pPr>
-      <w:r>
-        <w:t xml:space="preserve">Jeffrey Hagen MD</w:t>
-      </w:r>
-    </w:p>
-    <w:p>
-      <w:pPr>
-        <w:pStyle w:val="Compact"/>
-        <w:numPr>
-          <w:ilvl w:val="0"/>
-          <w:numId w:val="1063"/>
-        </w:numPr>
-      </w:pPr>
-      <w:r>
-        <w:t xml:space="preserve">Michael Roach MD</w:t>
-      </w:r>
-    </w:p>
-    <w:bookmarkEnd w:id="113"/>
-    <w:bookmarkStart w:id="114" w:name="team-members---support-staff-1"/>
-    <w:p>
-      <w:pPr>
-        <w:pStyle w:val="Heading2"/>
-      </w:pPr>
-      <w:r>
-        <w:t xml:space="preserve">58 Team Members - Support Staff</w:t>
-      </w:r>
-    </w:p>
-    <w:p>
-      <w:pPr>
-        <w:pStyle w:val="FirstParagraph"/>
-      </w:pPr>
-      <w:r>
-        <w:t xml:space="preserve">Physician Assistant - Kate Duncan PA-C</w:t>
-      </w:r>
-    </w:p>
-    <w:p>
-      <w:pPr>
-        <w:pStyle w:val="BodyText"/>
-      </w:pPr>
-      <w:r>
-        <w:t xml:space="preserve">Dietitian - Liz Koch</w:t>
-      </w:r>
-    </w:p>
-    <w:p>
-      <w:pPr>
-        <w:pStyle w:val="BodyText"/>
-      </w:pPr>
-      <w:r>
-        <w:t xml:space="preserve">Nurses</w:t>
-      </w:r>
-    </w:p>
-    <w:p>
-      <w:pPr>
-        <w:pStyle w:val="Compact"/>
-        <w:numPr>
-          <w:ilvl w:val="0"/>
-          <w:numId w:val="1064"/>
-        </w:numPr>
-      </w:pPr>
-      <w:r>
-        <w:t xml:space="preserve">Matthew Carpenter RN</w:t>
-      </w:r>
-    </w:p>
-    <w:p>
-      <w:pPr>
-        <w:pStyle w:val="Compact"/>
-        <w:numPr>
-          <w:ilvl w:val="0"/>
-          <w:numId w:val="1064"/>
-        </w:numPr>
-      </w:pPr>
-      <w:r>
-        <w:t xml:space="preserve">Brandon Galloway LPN</w:t>
-      </w:r>
-    </w:p>
-    <w:p>
-      <w:pPr>
-        <w:pStyle w:val="FirstParagraph"/>
-      </w:pPr>
-      <w:r>
-        <w:t xml:space="preserve">Navigators</w:t>
-      </w:r>
-    </w:p>
-    <w:p>
-      <w:pPr>
-        <w:pStyle w:val="Compact"/>
-        <w:numPr>
-          <w:ilvl w:val="0"/>
-          <w:numId w:val="1065"/>
-        </w:numPr>
-      </w:pPr>
-      <w:r>
-        <w:t xml:space="preserve">Laura Swift</w:t>
-      </w:r>
-    </w:p>
-    <w:p>
-      <w:pPr>
-        <w:pStyle w:val="Compact"/>
-        <w:numPr>
-          <w:ilvl w:val="0"/>
-          <w:numId w:val="1065"/>
-        </w:numPr>
-      </w:pPr>
-      <w:r>
-        <w:t xml:space="preserve">Lorna Espinal</w:t>
-      </w:r>
-    </w:p>
-    <w:p>
-      <w:pPr>
-        <w:pStyle w:val="FirstParagraph"/>
-      </w:pPr>
-      <w:r>
-        <w:t xml:space="preserve">Care Coordinator - Karen Julian-Martinez</w:t>
-      </w:r>
-    </w:p>
-    <w:bookmarkEnd w:id="114"/>
     <w:sectPr>
       <w:footnotePr>
         <w:numRestart w:val="eachSect"/>
@@ -4896,24 +4542,6 @@
     <w:abstractNumId w:val="991"/>
   </w:num>
   <w:num w:numId="1059">
-    <w:abstractNumId w:val="991"/>
-  </w:num>
-  <w:num w:numId="1060">
-    <w:abstractNumId w:val="991"/>
-  </w:num>
-  <w:num w:numId="1061">
-    <w:abstractNumId w:val="991"/>
-  </w:num>
-  <w:num w:numId="1062">
-    <w:abstractNumId w:val="991"/>
-  </w:num>
-  <w:num w:numId="1063">
-    <w:abstractNumId w:val="991"/>
-  </w:num>
-  <w:num w:numId="1064">
-    <w:abstractNumId w:val="991"/>
-  </w:num>
-  <w:num w:numId="1065">
     <w:abstractNumId w:val="991"/>
   </w:num>
 </w:numbering>
